--- a/documentation/01 System Overview/System Overview and Architecture.docx
+++ b/documentation/01 System Overview/System Overview and Architecture.docx
@@ -80,7 +80,7 @@
           <w:left w:w="10" w:type="dxa"/>
           <w:right w:w="10" w:type="dxa"/>
         </w:tblCellMar>
-        <w:tblLook w:val="0000" w:firstRow="0" w:lastRow="0" w:firstColumn="0" w:lastColumn="0" w:noHBand="0" w:noVBand="0"/>
+        <w:tblLook w:val="04A0" w:firstRow="1" w:lastRow="0" w:firstColumn="1" w:lastColumn="0" w:noHBand="0" w:noVBand="1"/>
       </w:tblPr>
       <w:tblGrid>
         <w:gridCol w:w="2600"/>
@@ -289,7 +289,7 @@
                 <w:sz w:val="20"/>
                 <w:szCs w:val="20"/>
               </w:rPr>
-              <w:t>18 October 2026</w:t>
+              <w:t>25 October 2026</w:t>
             </w:r>
           </w:p>
         </w:tc>
@@ -461,7 +461,7 @@
           <w:left w:w="10" w:type="dxa"/>
           <w:right w:w="10" w:type="dxa"/>
         </w:tblCellMar>
-        <w:tblLook w:val="0000" w:firstRow="0" w:lastRow="0" w:firstColumn="0" w:lastColumn="0" w:noHBand="0" w:noVBand="0"/>
+        <w:tblLook w:val="04A0" w:firstRow="1" w:lastRow="0" w:firstColumn="1" w:lastColumn="0" w:noHBand="0" w:noVBand="1"/>
       </w:tblPr>
       <w:tblGrid>
         <w:gridCol w:w="1300"/>
@@ -1210,14 +1210,7 @@
                 <w:sz w:val="19"/>
                 <w:szCs w:val="19"/>
               </w:rPr>
-              <w:t xml:space="preserve">18 October </w:t>
-            </w:r>
-            <w:r>
-              <w:rPr>
-                <w:sz w:val="19"/>
-                <w:szCs w:val="19"/>
-              </w:rPr>
-              <w:t>2026</w:t>
+              <w:t>18 October 2026</w:t>
             </w:r>
           </w:p>
         </w:tc>
@@ -1238,6 +1231,81 @@
                 <w:szCs w:val="19"/>
               </w:rPr>
               <w:t>Features: calm error messages and the maintenance page.</w:t>
+            </w:r>
+          </w:p>
+        </w:tc>
+      </w:tr>
+      <w:tr>
+        <w:tblPrEx>
+          <w:tblCellMar>
+            <w:top w:w="0" w:type="dxa"/>
+            <w:bottom w:w="0" w:type="dxa"/>
+          </w:tblCellMar>
+        </w:tblPrEx>
+        <w:tc>
+          <w:tcPr>
+            <w:tcW w:w="1300" w:type="dxa"/>
+            <w:tcMar>
+              <w:top w:w="50" w:type="dxa"/>
+              <w:left w:w="90" w:type="dxa"/>
+              <w:bottom w:w="50" w:type="dxa"/>
+              <w:right w:w="90" w:type="dxa"/>
+            </w:tcMar>
+          </w:tcPr>
+          <w:p>
+            <w:r>
+              <w:rPr>
+                <w:sz w:val="19"/>
+                <w:szCs w:val="19"/>
+              </w:rPr>
+              <w:t>1.1</w:t>
+            </w:r>
+          </w:p>
+        </w:tc>
+        <w:tc>
+          <w:tcPr>
+            <w:tcW w:w="1900" w:type="dxa"/>
+            <w:tcMar>
+              <w:top w:w="50" w:type="dxa"/>
+              <w:left w:w="90" w:type="dxa"/>
+              <w:bottom w:w="50" w:type="dxa"/>
+              <w:right w:w="90" w:type="dxa"/>
+            </w:tcMar>
+          </w:tcPr>
+          <w:p>
+            <w:r>
+              <w:rPr>
+                <w:sz w:val="19"/>
+                <w:szCs w:val="19"/>
+              </w:rPr>
+              <w:t>25 October 2026</w:t>
+            </w:r>
+          </w:p>
+        </w:tc>
+        <w:tc>
+          <w:tcPr>
+            <w:tcW w:w="6438" w:type="dxa"/>
+            <w:tcMar>
+              <w:top w:w="50" w:type="dxa"/>
+              <w:left w:w="90" w:type="dxa"/>
+              <w:bottom w:w="50" w:type="dxa"/>
+              <w:right w:w="90" w:type="dxa"/>
+            </w:tcMar>
+          </w:tcPr>
+          <w:p>
+            <w:r>
+              <w:rPr>
+                <w:sz w:val="19"/>
+                <w:szCs w:val="19"/>
+              </w:rPr>
+              <w:t>Since 25 October 2026 the system runs on the HostAfrica Kenya VPS C2 at https://dateroemwoods.co.ke (server name server.dateroemwoods.co.ke: Ubuntu 24.04, 1 proces</w:t>
+            </w:r>
+            <w:r>
+              <w:rPr>
+                <w:sz w:val="19"/>
+                <w:szCs w:val="19"/>
+              </w:rPr>
+              <w:t>sor, 2 GB memory with a 2 GB swap file, 50 GB disk, Nairobi time); this company computer is now where the system is developed and tested.</w:t>
             </w:r>
           </w:p>
         </w:tc>
@@ -1253,7 +1321,15 @@
           <w:sz w:val="20"/>
           <w:szCs w:val="20"/>
         </w:rPr>
-        <w:t>Keep this document up to date: when a feature, setting or server changes, edit the matching section here and add a line to the table above.</w:t>
+        <w:t>Keep this document up to date: when a feature, setting or server changes, edit the matching section here and add a li</w:t>
+      </w:r>
+      <w:r>
+        <w:rPr>
+          <w:color w:val="5F6B66"/>
+          <w:sz w:val="20"/>
+          <w:szCs w:val="20"/>
+        </w:rPr>
+        <w:t>ne to the table above.</w:t>
       </w:r>
     </w:p>
     <w:p>
@@ -1274,7 +1350,7 @@
     <w:sdt>
       <w:sdtPr>
         <w:alias w:val="Contents"/>
-        <w:id w:val="457072904"/>
+        <w:id w:val="439260215"/>
       </w:sdtPr>
       <w:sdtEndPr/>
       <w:sdtContent>
@@ -1301,7 +1377,7 @@
           <w:r>
             <w:fldChar w:fldCharType="separate"/>
           </w:r>
-          <w:hyperlink w:anchor="_Toc243225118" w:history="1">
+          <w:hyperlink w:anchor="_Toc243816011" w:history="1">
             <w:r>
               <w:rPr>
                 <w:rStyle w:val="Hyperlink"/>
@@ -1325,7 +1401,7 @@
               <w:rPr>
                 <w:noProof/>
               </w:rPr>
-              <w:instrText xml:space="preserve"> PAGEREF _Toc243225118 \h </w:instrText>
+              <w:instrText xml:space="preserve"> PAGEREF _Toc243816011 \h </w:instrText>
             </w:r>
             <w:r>
               <w:rPr>
@@ -1366,7 +1442,7 @@
               <w:szCs w:val="22"/>
             </w:rPr>
           </w:pPr>
-          <w:hyperlink w:anchor="_Toc243225119" w:history="1">
+          <w:hyperlink w:anchor="_Toc243816012" w:history="1">
             <w:r>
               <w:rPr>
                 <w:rStyle w:val="Hyperlink"/>
@@ -1390,7 +1466,7 @@
               <w:rPr>
                 <w:noProof/>
               </w:rPr>
-              <w:instrText xml:space="preserve"> PAGEREF _Toc243225119 \h </w:instrText>
+              <w:instrText xml:space="preserve"> PAGEREF _Toc243816012 \h </w:instrText>
             </w:r>
             <w:r>
               <w:rPr>
@@ -1431,7 +1507,7 @@
               <w:szCs w:val="22"/>
             </w:rPr>
           </w:pPr>
-          <w:hyperlink w:anchor="_Toc243225120" w:history="1">
+          <w:hyperlink w:anchor="_Toc243816013" w:history="1">
             <w:r>
               <w:rPr>
                 <w:rStyle w:val="Hyperlink"/>
@@ -1455,7 +1531,7 @@
               <w:rPr>
                 <w:noProof/>
               </w:rPr>
-              <w:instrText xml:space="preserve"> PAGEREF _Toc243225120 \h </w:instrText>
+              <w:instrText xml:space="preserve"> PAGEREF _Toc243816013 \h </w:instrText>
             </w:r>
             <w:r>
               <w:rPr>
@@ -1496,7 +1572,7 @@
               <w:szCs w:val="22"/>
             </w:rPr>
           </w:pPr>
-          <w:hyperlink w:anchor="_Toc243225121" w:history="1">
+          <w:hyperlink w:anchor="_Toc243816014" w:history="1">
             <w:r>
               <w:rPr>
                 <w:rStyle w:val="Hyperlink"/>
@@ -1520,7 +1596,7 @@
               <w:rPr>
                 <w:noProof/>
               </w:rPr>
-              <w:instrText xml:space="preserve"> PAGEREF _Toc243225121 \h </w:instrText>
+              <w:instrText xml:space="preserve"> PAGEREF _Toc243816014 \h </w:instrText>
             </w:r>
             <w:r>
               <w:rPr>
@@ -1561,7 +1637,7 @@
               <w:szCs w:val="22"/>
             </w:rPr>
           </w:pPr>
-          <w:hyperlink w:anchor="_Toc243225122" w:history="1">
+          <w:hyperlink w:anchor="_Toc243816015" w:history="1">
             <w:r>
               <w:rPr>
                 <w:rStyle w:val="Hyperlink"/>
@@ -1585,7 +1661,7 @@
               <w:rPr>
                 <w:noProof/>
               </w:rPr>
-              <w:instrText xml:space="preserve"> PAGEREF _Toc243225122 \h </w:instrText>
+              <w:instrText xml:space="preserve"> PAGEREF _Toc243816015 \h </w:instrText>
             </w:r>
             <w:r>
               <w:rPr>
@@ -1626,7 +1702,7 @@
               <w:szCs w:val="22"/>
             </w:rPr>
           </w:pPr>
-          <w:hyperlink w:anchor="_Toc243225123" w:history="1">
+          <w:hyperlink w:anchor="_Toc243816016" w:history="1">
             <w:r>
               <w:rPr>
                 <w:rStyle w:val="Hyperlink"/>
@@ -1650,7 +1726,7 @@
               <w:rPr>
                 <w:noProof/>
               </w:rPr>
-              <w:instrText xml:space="preserve"> PAGEREF _Toc243225123 \h </w:instrText>
+              <w:instrText xml:space="preserve"> PAGEREF _Toc243816016 \h </w:instrText>
             </w:r>
             <w:r>
               <w:rPr>
@@ -1691,7 +1767,7 @@
               <w:szCs w:val="22"/>
             </w:rPr>
           </w:pPr>
-          <w:hyperlink w:anchor="_Toc243225124" w:history="1">
+          <w:hyperlink w:anchor="_Toc243816017" w:history="1">
             <w:r>
               <w:rPr>
                 <w:rStyle w:val="Hyperlink"/>
@@ -1715,7 +1791,7 @@
               <w:rPr>
                 <w:noProof/>
               </w:rPr>
-              <w:instrText xml:space="preserve"> PAGEREF _Toc243225124 \h </w:instrText>
+              <w:instrText xml:space="preserve"> PAGEREF _Toc243816017 \h </w:instrText>
             </w:r>
             <w:r>
               <w:rPr>
@@ -1756,7 +1832,7 @@
               <w:szCs w:val="22"/>
             </w:rPr>
           </w:pPr>
-          <w:hyperlink w:anchor="_Toc243225125" w:history="1">
+          <w:hyperlink w:anchor="_Toc243816018" w:history="1">
             <w:r>
               <w:rPr>
                 <w:rStyle w:val="Hyperlink"/>
@@ -1780,7 +1856,7 @@
               <w:rPr>
                 <w:noProof/>
               </w:rPr>
-              <w:instrText xml:space="preserve"> PAGEREF _Toc243225125 \h </w:instrText>
+              <w:instrText xml:space="preserve"> PAGEREF _Toc243816018 \h </w:instrText>
             </w:r>
             <w:r>
               <w:rPr>
@@ -1821,7 +1897,7 @@
               <w:szCs w:val="22"/>
             </w:rPr>
           </w:pPr>
-          <w:hyperlink w:anchor="_Toc243225126" w:history="1">
+          <w:hyperlink w:anchor="_Toc243816019" w:history="1">
             <w:r>
               <w:rPr>
                 <w:rStyle w:val="Hyperlink"/>
@@ -1845,7 +1921,7 @@
               <w:rPr>
                 <w:noProof/>
               </w:rPr>
-              <w:instrText xml:space="preserve"> PAGEREF _Toc243225126 \h </w:instrText>
+              <w:instrText xml:space="preserve"> PAGEREF _Toc243816019 \h </w:instrText>
             </w:r>
             <w:r>
               <w:rPr>
@@ -1886,7 +1962,7 @@
               <w:szCs w:val="22"/>
             </w:rPr>
           </w:pPr>
-          <w:hyperlink w:anchor="_Toc243225127" w:history="1">
+          <w:hyperlink w:anchor="_Toc243816020" w:history="1">
             <w:r>
               <w:rPr>
                 <w:rStyle w:val="Hyperlink"/>
@@ -1910,7 +1986,7 @@
               <w:rPr>
                 <w:noProof/>
               </w:rPr>
-              <w:instrText xml:space="preserve"> PAGEREF _Toc243225127 \h </w:instrText>
+              <w:instrText xml:space="preserve"> PAGEREF _Toc243816020 \h </w:instrText>
             </w:r>
             <w:r>
               <w:rPr>
@@ -1951,7 +2027,7 @@
               <w:szCs w:val="22"/>
             </w:rPr>
           </w:pPr>
-          <w:hyperlink w:anchor="_Toc243225128" w:history="1">
+          <w:hyperlink w:anchor="_Toc243816021" w:history="1">
             <w:r>
               <w:rPr>
                 <w:rStyle w:val="Hyperlink"/>
@@ -1975,7 +2051,7 @@
               <w:rPr>
                 <w:noProof/>
               </w:rPr>
-              <w:instrText xml:space="preserve"> PAGEREF _Toc243225128 \h </w:instrText>
+              <w:instrText xml:space="preserve"> PAGEREF _Toc243816021 \h </w:instrText>
             </w:r>
             <w:r>
               <w:rPr>
@@ -2016,7 +2092,7 @@
               <w:szCs w:val="22"/>
             </w:rPr>
           </w:pPr>
-          <w:hyperlink w:anchor="_Toc243225129" w:history="1">
+          <w:hyperlink w:anchor="_Toc243816022" w:history="1">
             <w:r>
               <w:rPr>
                 <w:rStyle w:val="Hyperlink"/>
@@ -2040,7 +2116,7 @@
               <w:rPr>
                 <w:noProof/>
               </w:rPr>
-              <w:instrText xml:space="preserve"> PAGEREF _Toc243225129 \h </w:instrText>
+              <w:instrText xml:space="preserve"> PAGEREF _Toc243816022 \h </w:instrText>
             </w:r>
             <w:r>
               <w:rPr>
@@ -2081,7 +2157,7 @@
               <w:szCs w:val="22"/>
             </w:rPr>
           </w:pPr>
-          <w:hyperlink w:anchor="_Toc243225130" w:history="1">
+          <w:hyperlink w:anchor="_Toc243816023" w:history="1">
             <w:r>
               <w:rPr>
                 <w:rStyle w:val="Hyperlink"/>
@@ -2105,7 +2181,7 @@
               <w:rPr>
                 <w:noProof/>
               </w:rPr>
-              <w:instrText xml:space="preserve"> PAGEREF _Toc243225130 \h </w:instrText>
+              <w:instrText xml:space="preserve"> PAGEREF _Toc243816023 \h </w:instrText>
             </w:r>
             <w:r>
               <w:rPr>
@@ -2146,7 +2222,7 @@
               <w:szCs w:val="22"/>
             </w:rPr>
           </w:pPr>
-          <w:hyperlink w:anchor="_Toc243225131" w:history="1">
+          <w:hyperlink w:anchor="_Toc243816024" w:history="1">
             <w:r>
               <w:rPr>
                 <w:rStyle w:val="Hyperlink"/>
@@ -2170,7 +2246,7 @@
               <w:rPr>
                 <w:noProof/>
               </w:rPr>
-              <w:instrText xml:space="preserve"> PAGEREF _Toc243225131 \h </w:instrText>
+              <w:instrText xml:space="preserve"> PAGEREF _Toc243816024 \h </w:instrText>
             </w:r>
             <w:r>
               <w:rPr>
@@ -2211,7 +2287,7 @@
               <w:szCs w:val="22"/>
             </w:rPr>
           </w:pPr>
-          <w:hyperlink w:anchor="_Toc243225132" w:history="1">
+          <w:hyperlink w:anchor="_Toc243816025" w:history="1">
             <w:r>
               <w:rPr>
                 <w:rStyle w:val="Hyperlink"/>
@@ -2235,7 +2311,7 @@
               <w:rPr>
                 <w:noProof/>
               </w:rPr>
-              <w:instrText xml:space="preserve"> PAGEREF _Toc243225132 \h </w:instrText>
+              <w:instrText xml:space="preserve"> PAGEREF _Toc243816025 \h </w:instrText>
             </w:r>
             <w:r>
               <w:rPr>
@@ -2278,7 +2354,7 @@
       <w:pPr>
         <w:pStyle w:val="Heading1"/>
       </w:pPr>
-      <w:bookmarkStart w:id="1" w:name="_Toc243225118"/>
+      <w:bookmarkStart w:id="1" w:name="_Toc243816011"/>
       <w:r>
         <w:lastRenderedPageBreak/>
         <w:t>1  Introduction</w:t>
@@ -2290,17 +2366,20 @@
         <w:spacing w:after="120" w:line="276" w:lineRule="auto"/>
       </w:pPr>
       <w:r>
-        <w:t>Dateroem Wood Sales is a timber business. It buys trees from farmers on buying trips, has them sawn and finished, sells wood products - poles, sawn timber and boards, hardwood, furniture templates and decor pieces - and delivers them to customers across Ke</w:t>
+        <w:t>Dateroem Wood Sales is a timber business. It buys trees from farmers on buying trips, has them sawn and finished, sells wood products - poles, sawn timber and boards, hardwood, furnitu</w:t>
       </w:r>
       <w:r>
-        <w:t>nya. The Dateroem system runs this whole cycle: what was bought and from whom, what each trip cost and earned, what is for sale, who ordered what, how it is delivered and how every shilling moved.</w:t>
+        <w:t>re templates and decor pieces - and delivers them to customers across Kenya. The Dateroem system runs this whole cycle: what was bought and from whom, what each trip cost and earned, what is for sale, who ordered what, how it is delivered and how every shi</w:t>
+      </w:r>
+      <w:r>
+        <w:t>lling moved.</w:t>
       </w:r>
     </w:p>
     <w:p>
       <w:pPr>
         <w:pStyle w:val="Heading2"/>
       </w:pPr>
-      <w:bookmarkStart w:id="2" w:name="_Toc243225119"/>
+      <w:bookmarkStart w:id="2" w:name="_Toc243816012"/>
       <w:r>
         <w:t>1.1  What the system does</w:t>
       </w:r>
@@ -2316,10 +2395,7 @@
         <w:spacing w:after="60" w:line="264" w:lineRule="auto"/>
       </w:pPr>
       <w:r>
-        <w:t>Sells products online through a c</w:t>
-      </w:r>
-      <w:r>
-        <w:t>ustomer website with M-Pesa payment, order tracking, ratings and an AI shopping assistant.</w:t>
+        <w:t>Sells products online through a customer website with M-Pesa payment, order tracking, ratings and an AI shopping assistant.</w:t>
       </w:r>
     </w:p>
     <w:p>
@@ -2332,10 +2408,7 @@
         <w:spacing w:after="60" w:line="264" w:lineRule="auto"/>
       </w:pPr>
       <w:r>
-        <w:t>Gives field staff a mobile app to register trees and farmers, record expenses, manage products and campaigns, run trips and deliveries, and collect or send M-Pesa pa</w:t>
-      </w:r>
-      <w:r>
-        <w:t>yments.</w:t>
+        <w:t>Gives field staff a mobile app to register trees and farmers, record expenses, manage products and campaigns, run trips and deliveries, and collect or send M-Pesa payments.</w:t>
       </w:r>
     </w:p>
     <w:p>
@@ -2348,7 +2421,10 @@
         <w:spacing w:after="60" w:line="264" w:lineRule="auto"/>
       </w:pPr>
       <w:r>
-        <w:t>Gives administrators a desktop app to oversee everything, manage users, moderate reviews, browse the database and start or stop the system.</w:t>
+        <w:t>Gives administrators a desktop app to oversee everything, manage users, moderate re</w:t>
+      </w:r>
+      <w:r>
+        <w:t>views, browse the database and start or stop the system.</w:t>
       </w:r>
     </w:p>
     <w:p>
@@ -2361,10 +2437,7 @@
         <w:spacing w:after="60" w:line="264" w:lineRule="auto"/>
       </w:pPr>
       <w:r>
-        <w:t>Calculates each trip's income, expenses and profit automatically, and matches incoming M-Pesa payments to wh</w:t>
-      </w:r>
-      <w:r>
-        <w:t>at they paid for.</w:t>
+        <w:t>Calculates each trip's income, expenses and profit automatically, and matches incoming M-Pesa payments to what they paid for.</w:t>
       </w:r>
     </w:p>
     <w:p>
@@ -2381,7 +2454,7 @@
       <w:pPr>
         <w:pStyle w:val="Heading1"/>
       </w:pPr>
-      <w:bookmarkStart w:id="3" w:name="_Toc243225120"/>
+      <w:bookmarkStart w:id="3" w:name="_Toc243816013"/>
       <w:r>
         <w:lastRenderedPageBreak/>
         <w:t>2  Users and roles</w:t>
@@ -2404,7 +2477,7 @@
           <w:left w:w="10" w:type="dxa"/>
           <w:right w:w="10" w:type="dxa"/>
         </w:tblCellMar>
-        <w:tblLook w:val="0000" w:firstRow="0" w:lastRow="0" w:firstColumn="0" w:lastColumn="0" w:noHBand="0" w:noVBand="0"/>
+        <w:tblLook w:val="04A0" w:firstRow="1" w:lastRow="0" w:firstColumn="1" w:lastColumn="0" w:noHBand="0" w:noVBand="1"/>
       </w:tblPr>
       <w:tblGrid>
         <w:gridCol w:w="1686"/>
@@ -3112,7 +3185,7 @@
       <w:pPr>
         <w:pStyle w:val="Heading1"/>
       </w:pPr>
-      <w:bookmarkStart w:id="4" w:name="_Toc243225121"/>
+      <w:bookmarkStart w:id="4" w:name="_Toc243816014"/>
       <w:r>
         <w:lastRenderedPageBreak/>
         <w:t>3  The parts of the system</w:t>
@@ -3190,13 +3263,13 @@
         <w:spacing w:after="120" w:line="276" w:lineRule="auto"/>
       </w:pPr>
       <w:r>
-        <w:t>Three client applications each talk to their own small server - a "backend for frontend" (BFF) shaped for that client. All three servers forwa</w:t>
+        <w:t>Three client applications each talk to their own small server - a "backend for frontend" (BFF) shaped for that client. All three servers forward to one core backend, the only part that holds busine</w:t>
       </w:r>
       <w:r>
-        <w:t xml:space="preserve">rd to one core backend, the only part that holds business rules, reads and writes the database, and calls M-Pesa and the AI providers. Everything runs on one company computer (Windows with Ubuntu in WSL). One public address, an ngrok tunnel leading to the </w:t>
+        <w:t>ss rules, reads and writes the database, and calls M-Pesa and the AI providers. Everything runs on one company computer (Windows with Ubuntu in WSL). One public address, an ngrok tunnel leading to the Caddy router, lets customers, admins in other places an</w:t>
       </w:r>
       <w:r>
-        <w:t>Caddy router, lets customers, admins in other places and Safaricom reach the parts that must be public.</w:t>
+        <w:t>d Safaricom reach the parts that must be public.</w:t>
       </w:r>
     </w:p>
     <w:tbl>
@@ -3215,7 +3288,7 @@
           <w:left w:w="10" w:type="dxa"/>
           <w:right w:w="10" w:type="dxa"/>
         </w:tblCellMar>
-        <w:tblLook w:val="0000" w:firstRow="0" w:lastRow="0" w:firstColumn="0" w:lastColumn="0" w:noHBand="0" w:noVBand="0"/>
+        <w:tblLook w:val="04A0" w:firstRow="1" w:lastRow="0" w:firstColumn="1" w:lastColumn="0" w:noHBand="0" w:noVBand="1"/>
       </w:tblPr>
       <w:tblGrid>
         <w:gridCol w:w="2048"/>
@@ -4697,7 +4770,7 @@
       <w:pPr>
         <w:pStyle w:val="Heading2"/>
       </w:pPr>
-      <w:bookmarkStart w:id="5" w:name="_Toc243225122"/>
+      <w:bookmarkStart w:id="5" w:name="_Toc243816015"/>
       <w:r>
         <w:t>3.1  Why one backend with three small servers</w:t>
       </w:r>
@@ -4754,7 +4827,7 @@
       <w:pPr>
         <w:pStyle w:val="Heading2"/>
       </w:pPr>
-      <w:bookmarkStart w:id="6" w:name="_Toc243225123"/>
+      <w:bookmarkStart w:id="6" w:name="_Toc243816016"/>
       <w:r>
         <w:t>3.2  External services</w:t>
       </w:r>
@@ -4776,7 +4849,7 @@
           <w:left w:w="10" w:type="dxa"/>
           <w:right w:w="10" w:type="dxa"/>
         </w:tblCellMar>
-        <w:tblLook w:val="0000" w:firstRow="0" w:lastRow="0" w:firstColumn="0" w:lastColumn="0" w:noHBand="0" w:noVBand="0"/>
+        <w:tblLook w:val="04A0" w:firstRow="1" w:lastRow="0" w:firstColumn="1" w:lastColumn="0" w:noHBand="0" w:noVBand="1"/>
       </w:tblPr>
       <w:tblGrid>
         <w:gridCol w:w="2604"/>
@@ -5307,7 +5380,7 @@
       <w:pPr>
         <w:pStyle w:val="Heading1"/>
       </w:pPr>
-      <w:bookmarkStart w:id="7" w:name="_Toc243225124"/>
+      <w:bookmarkStart w:id="7" w:name="_Toc243816017"/>
       <w:r>
         <w:lastRenderedPageBreak/>
         <w:t>4  Main business flows</w:t>
@@ -5318,7 +5391,7 @@
       <w:pPr>
         <w:pStyle w:val="Heading2"/>
       </w:pPr>
-      <w:bookmarkStart w:id="8" w:name="_Toc243225125"/>
+      <w:bookmarkStart w:id="8" w:name="_Toc243816018"/>
       <w:r>
         <w:t>4.1  A buying trip</w:t>
       </w:r>
@@ -5406,7 +5479,7 @@
       <w:pPr>
         <w:pStyle w:val="Heading2"/>
       </w:pPr>
-      <w:bookmarkStart w:id="9" w:name="_Toc243225126"/>
+      <w:bookmarkStart w:id="9" w:name="_Toc243816019"/>
       <w:r>
         <w:t>4.2  A customer order</w:t>
       </w:r>
@@ -5482,7 +5555,7 @@
       <w:pPr>
         <w:pStyle w:val="Heading2"/>
       </w:pPr>
-      <w:bookmarkStart w:id="10" w:name="_Toc243225127"/>
+      <w:bookmarkStart w:id="10" w:name="_Toc243816020"/>
       <w:r>
         <w:lastRenderedPageBreak/>
         <w:t>4.3  Money</w:t>
@@ -5556,7 +5629,7 @@
       <w:pPr>
         <w:pStyle w:val="Heading1"/>
       </w:pPr>
-      <w:bookmarkStart w:id="11" w:name="_Toc243225128"/>
+      <w:bookmarkStart w:id="11" w:name="_Toc243816021"/>
       <w:r>
         <w:lastRenderedPageBreak/>
         <w:t>5  Features by application</w:t>
@@ -5579,7 +5652,7 @@
           <w:left w:w="10" w:type="dxa"/>
           <w:right w:w="10" w:type="dxa"/>
         </w:tblCellMar>
-        <w:tblLook w:val="0000" w:firstRow="0" w:lastRow="0" w:firstColumn="0" w:lastColumn="0" w:noHBand="0" w:noVBand="0"/>
+        <w:tblLook w:val="04A0" w:firstRow="1" w:lastRow="0" w:firstColumn="1" w:lastColumn="0" w:noHBand="0" w:noVBand="1"/>
       </w:tblPr>
       <w:tblGrid>
         <w:gridCol w:w="3386"/>
@@ -8505,7 +8578,7 @@
       <w:pPr>
         <w:pStyle w:val="Heading1"/>
       </w:pPr>
-      <w:bookmarkStart w:id="12" w:name="_Toc243225129"/>
+      <w:bookmarkStart w:id="12" w:name="_Toc243816022"/>
       <w:r>
         <w:lastRenderedPageBreak/>
         <w:t>6  Security at a glance</w:t>
@@ -8629,7 +8702,7 @@
       <w:pPr>
         <w:pStyle w:val="Heading1"/>
       </w:pPr>
-      <w:bookmarkStart w:id="13" w:name="_Toc243225130"/>
+      <w:bookmarkStart w:id="13" w:name="_Toc243816023"/>
       <w:r>
         <w:lastRenderedPageBreak/>
         <w:t>7  Folder layout</w:t>
@@ -9007,7 +9080,7 @@
       <w:pPr>
         <w:pStyle w:val="Heading1"/>
       </w:pPr>
-      <w:bookmarkStart w:id="14" w:name="_Toc243225131"/>
+      <w:bookmarkStart w:id="14" w:name="_Toc243816024"/>
       <w:r>
         <w:lastRenderedPageBreak/>
         <w:t>8  Documentation map</w:t>
@@ -9030,7 +9103,7 @@
           <w:left w:w="10" w:type="dxa"/>
           <w:right w:w="10" w:type="dxa"/>
         </w:tblCellMar>
-        <w:tblLook w:val="0000" w:firstRow="0" w:lastRow="0" w:firstColumn="0" w:lastColumn="0" w:noHBand="0" w:noVBand="0"/>
+        <w:tblLook w:val="04A0" w:firstRow="1" w:lastRow="0" w:firstColumn="1" w:lastColumn="0" w:noHBand="0" w:noVBand="1"/>
       </w:tblPr>
       <w:tblGrid>
         <w:gridCol w:w="2289"/>
@@ -10956,7 +11029,7 @@
       <w:pPr>
         <w:pStyle w:val="Heading1"/>
       </w:pPr>
-      <w:bookmarkStart w:id="15" w:name="_Toc243225132"/>
+      <w:bookmarkStart w:id="15" w:name="_Toc243816025"/>
       <w:r>
         <w:lastRenderedPageBreak/>
         <w:t>9  Glossary</w:t>
@@ -10979,7 +11052,7 @@
           <w:left w:w="10" w:type="dxa"/>
           <w:right w:w="10" w:type="dxa"/>
         </w:tblCellMar>
-        <w:tblLook w:val="0000" w:firstRow="0" w:lastRow="0" w:firstColumn="0" w:lastColumn="0" w:noHBand="0" w:noVBand="0"/>
+        <w:tblLook w:val="04A0" w:firstRow="1" w:lastRow="0" w:firstColumn="1" w:lastColumn="0" w:noHBand="0" w:noVBand="1"/>
       </w:tblPr>
       <w:tblGrid>
         <w:gridCol w:w="2224"/>
@@ -12421,72 +12494,10 @@
 <file path=word/numbering.xml><?xml version="1.0" encoding="utf-8"?>
 <w:numbering xmlns:wpc="http://schemas.microsoft.com/office/word/2010/wordprocessingCanvas" xmlns:cx="http://schemas.microsoft.com/office/drawing/2014/chartex" xmlns:cx1="http://schemas.microsoft.com/office/drawing/2015/9/8/chartex" xmlns:mc="http://schemas.openxmlformats.org/markup-compatibility/2006" xmlns:o="urn:schemas-microsoft-com:office:office" xmlns:r="http://schemas.openxmlformats.org/officeDocument/2006/relationships" xmlns:m="http://schemas.openxmlformats.org/officeDocument/2006/math" xmlns:v="urn:schemas-microsoft-com:vml" xmlns:wp14="http://schemas.microsoft.com/office/word/2010/wordprocessingDrawing" xmlns:wp="http://schemas.openxmlformats.org/drawingml/2006/wordprocessingDrawing" xmlns:w10="urn:schemas-microsoft-com:office:word" xmlns:w="http://schemas.openxmlformats.org/wordprocessingml/2006/main" xmlns:w14="http://schemas.microsoft.com/office/word/2010/wordml" xmlns:w15="http://schemas.microsoft.com/office/word/2012/wordml" xmlns:w16se="http://schemas.microsoft.com/office/word/2015/wordml/symex" xmlns:wpg="http://schemas.microsoft.com/office/word/2010/wordprocessingGroup" xmlns:wpi="http://schemas.microsoft.com/office/word/2010/wordprocessingInk" xmlns:wne="http://schemas.microsoft.com/office/word/2006/wordml" xmlns:wps="http://schemas.microsoft.com/office/word/2010/wordprocessingShape" mc:Ignorable="w14 w15 w16se wp14">
   <w:abstractNum w:abstractNumId="0" w15:restartNumberingAfterBreak="0">
-    <w:nsid w:val="20BD1CD9"/>
+    <w:nsid w:val="00CE01C0"/>
     <w:multiLevelType w:val="hybridMultilevel"/>
-    <w:tmpl w:val="B71E6ABA"/>
-    <w:lvl w:ilvl="0" w:tplc="EDC8A72E" w:tentative="1">
-      <w:start w:val="1"/>
-      <w:numFmt w:val="decimal"/>
-      <w:lvlText w:val="%1."/>
-      <w:lvlJc w:val="left"/>
-      <w:pPr>
-        <w:ind w:left="540" w:hanging="300"/>
-      </w:pPr>
-    </w:lvl>
-    <w:lvl w:ilvl="1" w:tplc="3C68AC1E" w:tentative="1">
-      <w:start w:val="1"/>
-      <w:numFmt w:val="lowerLetter"/>
-      <w:lvlText w:val="%2."/>
-      <w:lvlJc w:val="left"/>
-      <w:pPr>
-        <w:ind w:left="940" w:hanging="300"/>
-      </w:pPr>
-    </w:lvl>
-    <w:lvl w:ilvl="2" w:tplc="8174A346" w:tentative="1">
-      <w:start w:val="1"/>
-      <w:numFmt w:val="lowerRoman"/>
-      <w:lvlText w:val="%3."/>
-      <w:lvlJc w:val="left"/>
-      <w:pPr>
-        <w:ind w:left="1340" w:hanging="300"/>
-      </w:pPr>
-    </w:lvl>
-    <w:lvl w:ilvl="3" w:tplc="5FB661FA">
-      <w:numFmt w:val="decimal"/>
-      <w:lvlText w:val=""/>
-      <w:lvlJc w:val="left"/>
-    </w:lvl>
-    <w:lvl w:ilvl="4" w:tplc="45042434">
-      <w:numFmt w:val="decimal"/>
-      <w:lvlText w:val=""/>
-      <w:lvlJc w:val="left"/>
-    </w:lvl>
-    <w:lvl w:ilvl="5" w:tplc="4D6EC3FA">
-      <w:numFmt w:val="decimal"/>
-      <w:lvlText w:val=""/>
-      <w:lvlJc w:val="left"/>
-    </w:lvl>
-    <w:lvl w:ilvl="6" w:tplc="CDBC1EC8">
-      <w:numFmt w:val="decimal"/>
-      <w:lvlText w:val=""/>
-      <w:lvlJc w:val="left"/>
-    </w:lvl>
-    <w:lvl w:ilvl="7" w:tplc="1FC06794">
-      <w:numFmt w:val="decimal"/>
-      <w:lvlText w:val=""/>
-      <w:lvlJc w:val="left"/>
-    </w:lvl>
-    <w:lvl w:ilvl="8" w:tplc="2C8EA152">
-      <w:numFmt w:val="decimal"/>
-      <w:lvlText w:val=""/>
-      <w:lvlJc w:val="left"/>
-    </w:lvl>
-  </w:abstractNum>
-  <w:abstractNum w:abstractNumId="1" w15:restartNumberingAfterBreak="0">
-    <w:nsid w:val="4B5B380F"/>
-    <w:multiLevelType w:val="hybridMultilevel"/>
-    <w:tmpl w:val="A9082AFE"/>
-    <w:lvl w:ilvl="0" w:tplc="C60A07CE">
+    <w:tmpl w:val="BB2C13B6"/>
+    <w:lvl w:ilvl="0" w:tplc="9F749646">
       <w:start w:val="1"/>
       <w:numFmt w:val="bullet"/>
       <w:lvlText w:val="•"/>
@@ -12495,7 +12506,7 @@
         <w:ind w:left="540" w:hanging="300"/>
       </w:pPr>
     </w:lvl>
-    <w:lvl w:ilvl="1" w:tplc="A6208EFC" w:tentative="1">
+    <w:lvl w:ilvl="1" w:tplc="7D2C6090" w:tentative="1">
       <w:start w:val="1"/>
       <w:numFmt w:val="bullet"/>
       <w:lvlText w:val="–"/>
@@ -12504,7 +12515,7 @@
         <w:ind w:left="940" w:hanging="300"/>
       </w:pPr>
     </w:lvl>
-    <w:lvl w:ilvl="2" w:tplc="D8A48B74" w:tentative="1">
+    <w:lvl w:ilvl="2" w:tplc="CE52C8A6" w:tentative="1">
       <w:start w:val="1"/>
       <w:numFmt w:val="bullet"/>
       <w:lvlText w:val="◦"/>
@@ -12513,42 +12524,42 @@
         <w:ind w:left="1340" w:hanging="300"/>
       </w:pPr>
     </w:lvl>
-    <w:lvl w:ilvl="3" w:tplc="88B4C676">
+    <w:lvl w:ilvl="3" w:tplc="09BA82D0">
       <w:numFmt w:val="decimal"/>
       <w:lvlText w:val=""/>
       <w:lvlJc w:val="left"/>
     </w:lvl>
-    <w:lvl w:ilvl="4" w:tplc="1A06D794">
+    <w:lvl w:ilvl="4" w:tplc="D644A1E4">
       <w:numFmt w:val="decimal"/>
       <w:lvlText w:val=""/>
       <w:lvlJc w:val="left"/>
     </w:lvl>
-    <w:lvl w:ilvl="5" w:tplc="07EC4E24">
+    <w:lvl w:ilvl="5" w:tplc="3C865602">
       <w:numFmt w:val="decimal"/>
       <w:lvlText w:val=""/>
       <w:lvlJc w:val="left"/>
     </w:lvl>
-    <w:lvl w:ilvl="6" w:tplc="373A3946">
+    <w:lvl w:ilvl="6" w:tplc="EE0604AA">
       <w:numFmt w:val="decimal"/>
       <w:lvlText w:val=""/>
       <w:lvlJc w:val="left"/>
     </w:lvl>
-    <w:lvl w:ilvl="7" w:tplc="B594988A">
+    <w:lvl w:ilvl="7" w:tplc="563E22F0">
       <w:numFmt w:val="decimal"/>
       <w:lvlText w:val=""/>
       <w:lvlJc w:val="left"/>
     </w:lvl>
-    <w:lvl w:ilvl="8" w:tplc="4BCA03DA">
+    <w:lvl w:ilvl="8" w:tplc="A6EE6EB2">
       <w:numFmt w:val="decimal"/>
       <w:lvlText w:val=""/>
       <w:lvlJc w:val="left"/>
     </w:lvl>
   </w:abstractNum>
-  <w:abstractNum w:abstractNumId="2" w15:restartNumberingAfterBreak="0">
-    <w:nsid w:val="597E0D68"/>
+  <w:abstractNum w:abstractNumId="1" w15:restartNumberingAfterBreak="0">
+    <w:nsid w:val="03C67D91"/>
     <w:multiLevelType w:val="hybridMultilevel"/>
-    <w:tmpl w:val="DC229F62"/>
-    <w:lvl w:ilvl="0" w:tplc="1AE4DF46" w:tentative="1">
+    <w:tmpl w:val="DCCC3FD2"/>
+    <w:lvl w:ilvl="0" w:tplc="CECAAD34" w:tentative="1">
       <w:start w:val="1"/>
       <w:numFmt w:val="bullet"/>
       <w:lvlText w:val="●"/>
@@ -12557,7 +12568,7 @@
         <w:ind w:left="720" w:hanging="360"/>
       </w:pPr>
     </w:lvl>
-    <w:lvl w:ilvl="1" w:tplc="FE7441C4" w:tentative="1">
+    <w:lvl w:ilvl="1" w:tplc="230E2596" w:tentative="1">
       <w:start w:val="1"/>
       <w:numFmt w:val="bullet"/>
       <w:lvlText w:val="○"/>
@@ -12566,7 +12577,7 @@
         <w:ind w:left="1440" w:hanging="360"/>
       </w:pPr>
     </w:lvl>
-    <w:lvl w:ilvl="2" w:tplc="4E08E80C" w:tentative="1">
+    <w:lvl w:ilvl="2" w:tplc="2CF8A596" w:tentative="1">
       <w:start w:val="1"/>
       <w:numFmt w:val="bullet"/>
       <w:lvlText w:val="■"/>
@@ -12575,7 +12586,7 @@
         <w:ind w:left="2160" w:hanging="360"/>
       </w:pPr>
     </w:lvl>
-    <w:lvl w:ilvl="3" w:tplc="C7ACA8D6" w:tentative="1">
+    <w:lvl w:ilvl="3" w:tplc="0DF83034" w:tentative="1">
       <w:start w:val="1"/>
       <w:numFmt w:val="bullet"/>
       <w:lvlText w:val="●"/>
@@ -12584,7 +12595,7 @@
         <w:ind w:left="2880" w:hanging="360"/>
       </w:pPr>
     </w:lvl>
-    <w:lvl w:ilvl="4" w:tplc="A7F28066" w:tentative="1">
+    <w:lvl w:ilvl="4" w:tplc="8AF09056" w:tentative="1">
       <w:start w:val="1"/>
       <w:numFmt w:val="bullet"/>
       <w:lvlText w:val="○"/>
@@ -12593,7 +12604,7 @@
         <w:ind w:left="3600" w:hanging="360"/>
       </w:pPr>
     </w:lvl>
-    <w:lvl w:ilvl="5" w:tplc="42E48AA2" w:tentative="1">
+    <w:lvl w:ilvl="5" w:tplc="BF304AA0" w:tentative="1">
       <w:start w:val="1"/>
       <w:numFmt w:val="bullet"/>
       <w:lvlText w:val="■"/>
@@ -12602,7 +12613,7 @@
         <w:ind w:left="4320" w:hanging="360"/>
       </w:pPr>
     </w:lvl>
-    <w:lvl w:ilvl="6" w:tplc="018E11B8" w:tentative="1">
+    <w:lvl w:ilvl="6" w:tplc="71BA7A9C" w:tentative="1">
       <w:start w:val="1"/>
       <w:numFmt w:val="bullet"/>
       <w:lvlText w:val="●"/>
@@ -12611,7 +12622,7 @@
         <w:ind w:left="5040" w:hanging="360"/>
       </w:pPr>
     </w:lvl>
-    <w:lvl w:ilvl="7" w:tplc="19763F3C" w:tentative="1">
+    <w:lvl w:ilvl="7" w:tplc="1456A692" w:tentative="1">
       <w:start w:val="1"/>
       <w:numFmt w:val="bullet"/>
       <w:lvlText w:val="●"/>
@@ -12620,7 +12631,7 @@
         <w:ind w:left="5760" w:hanging="360"/>
       </w:pPr>
     </w:lvl>
-    <w:lvl w:ilvl="8" w:tplc="31BE9A94" w:tentative="1">
+    <w:lvl w:ilvl="8" w:tplc="B6E4C390" w:tentative="1">
       <w:start w:val="1"/>
       <w:numFmt w:val="bullet"/>
       <w:lvlText w:val="●"/>
@@ -12630,14 +12641,76 @@
       </w:pPr>
     </w:lvl>
   </w:abstractNum>
+  <w:abstractNum w:abstractNumId="2" w15:restartNumberingAfterBreak="0">
+    <w:nsid w:val="1CDF3B1B"/>
+    <w:multiLevelType w:val="hybridMultilevel"/>
+    <w:tmpl w:val="55FE85F0"/>
+    <w:lvl w:ilvl="0" w:tplc="CAFE16D8" w:tentative="1">
+      <w:start w:val="1"/>
+      <w:numFmt w:val="decimal"/>
+      <w:lvlText w:val="%1."/>
+      <w:lvlJc w:val="left"/>
+      <w:pPr>
+        <w:ind w:left="540" w:hanging="300"/>
+      </w:pPr>
+    </w:lvl>
+    <w:lvl w:ilvl="1" w:tplc="D9F88FF0" w:tentative="1">
+      <w:start w:val="1"/>
+      <w:numFmt w:val="lowerLetter"/>
+      <w:lvlText w:val="%2."/>
+      <w:lvlJc w:val="left"/>
+      <w:pPr>
+        <w:ind w:left="940" w:hanging="300"/>
+      </w:pPr>
+    </w:lvl>
+    <w:lvl w:ilvl="2" w:tplc="72C8D7CC" w:tentative="1">
+      <w:start w:val="1"/>
+      <w:numFmt w:val="lowerRoman"/>
+      <w:lvlText w:val="%3."/>
+      <w:lvlJc w:val="left"/>
+      <w:pPr>
+        <w:ind w:left="1340" w:hanging="300"/>
+      </w:pPr>
+    </w:lvl>
+    <w:lvl w:ilvl="3" w:tplc="4F641ED2">
+      <w:numFmt w:val="decimal"/>
+      <w:lvlText w:val=""/>
+      <w:lvlJc w:val="left"/>
+    </w:lvl>
+    <w:lvl w:ilvl="4" w:tplc="A4E0C188">
+      <w:numFmt w:val="decimal"/>
+      <w:lvlText w:val=""/>
+      <w:lvlJc w:val="left"/>
+    </w:lvl>
+    <w:lvl w:ilvl="5" w:tplc="1B7496D2">
+      <w:numFmt w:val="decimal"/>
+      <w:lvlText w:val=""/>
+      <w:lvlJc w:val="left"/>
+    </w:lvl>
+    <w:lvl w:ilvl="6" w:tplc="642EABE6">
+      <w:numFmt w:val="decimal"/>
+      <w:lvlText w:val=""/>
+      <w:lvlJc w:val="left"/>
+    </w:lvl>
+    <w:lvl w:ilvl="7" w:tplc="2EF0FDB8">
+      <w:numFmt w:val="decimal"/>
+      <w:lvlText w:val=""/>
+      <w:lvlJc w:val="left"/>
+    </w:lvl>
+    <w:lvl w:ilvl="8" w:tplc="080894D4">
+      <w:numFmt w:val="decimal"/>
+      <w:lvlText w:val=""/>
+      <w:lvlJc w:val="left"/>
+    </w:lvl>
+  </w:abstractNum>
   <w:num w:numId="1">
-    <w:abstractNumId w:val="2"/>
+    <w:abstractNumId w:val="1"/>
     <w:lvlOverride w:ilvl="0">
       <w:startOverride w:val="1"/>
     </w:lvlOverride>
   </w:num>
   <w:num w:numId="2">
-    <w:abstractNumId w:val="1"/>
+    <w:abstractNumId w:val="0"/>
     <w:lvlOverride w:ilvl="0">
       <w:startOverride w:val="1"/>
     </w:lvlOverride>
@@ -13266,7 +13339,7 @@
     <w:autoRedefine/>
     <w:uiPriority w:val="39"/>
     <w:unhideWhenUsed/>
-    <w:rsid w:val="00B36292"/>
+    <w:rsid w:val="00C11920"/>
     <w:pPr>
       <w:spacing w:after="100"/>
     </w:pPr>
@@ -13278,7 +13351,7 @@
     <w:autoRedefine/>
     <w:uiPriority w:val="39"/>
     <w:unhideWhenUsed/>
-    <w:rsid w:val="00B36292"/>
+    <w:rsid w:val="00C11920"/>
     <w:pPr>
       <w:spacing w:after="100"/>
       <w:ind w:left="210"/>

--- a/documentation/01 System Overview/System Overview and Architecture.docx
+++ b/documentation/01 System Overview/System Overview and Architecture.docx
@@ -80,7 +80,7 @@
           <w:left w:w="10" w:type="dxa"/>
           <w:right w:w="10" w:type="dxa"/>
         </w:tblCellMar>
-        <w:tblLook w:val="04A0" w:firstRow="1" w:lastRow="0" w:firstColumn="1" w:lastColumn="0" w:noHBand="0" w:noVBand="1"/>
+        <w:tblLook w:val="0000" w:firstRow="0" w:lastRow="0" w:firstColumn="0" w:lastColumn="0" w:noHBand="0" w:noVBand="0"/>
       </w:tblPr>
       <w:tblGrid>
         <w:gridCol w:w="2600"/>
@@ -289,7 +289,7 @@
                 <w:sz w:val="20"/>
                 <w:szCs w:val="20"/>
               </w:rPr>
-              <w:t>25 October 2026</w:t>
+              <w:t>26 October 2026</w:t>
             </w:r>
           </w:p>
         </w:tc>
@@ -461,7 +461,7 @@
           <w:left w:w="10" w:type="dxa"/>
           <w:right w:w="10" w:type="dxa"/>
         </w:tblCellMar>
-        <w:tblLook w:val="04A0" w:firstRow="1" w:lastRow="0" w:firstColumn="1" w:lastColumn="0" w:noHBand="0" w:noVBand="1"/>
+        <w:tblLook w:val="0000" w:firstRow="0" w:lastRow="0" w:firstColumn="0" w:lastColumn="0" w:noHBand="0" w:noVBand="0"/>
       </w:tblPr>
       <w:tblGrid>
         <w:gridCol w:w="1300"/>
@@ -1210,7 +1210,14 @@
                 <w:sz w:val="19"/>
                 <w:szCs w:val="19"/>
               </w:rPr>
-              <w:t>18 October 2026</w:t>
+              <w:t xml:space="preserve">18 October </w:t>
+            </w:r>
+            <w:r>
+              <w:rPr>
+                <w:sz w:val="19"/>
+                <w:szCs w:val="19"/>
+              </w:rPr>
+              <w:t>2026</w:t>
             </w:r>
           </w:p>
         </w:tc>
@@ -1298,14 +1305,82 @@
                 <w:sz w:val="19"/>
                 <w:szCs w:val="19"/>
               </w:rPr>
-              <w:t>Since 25 October 2026 the system runs on the HostAfrica Kenya VPS C2 at https://dateroemwoods.co.ke (server name server.dateroemwoods.co.ke: Ubuntu 24.04, 1 proces</w:t>
-            </w:r>
-            <w:r>
-              <w:rPr>
-                <w:sz w:val="19"/>
-                <w:szCs w:val="19"/>
-              </w:rPr>
-              <w:t>sor, 2 GB memory with a 2 GB swap file, 50 GB disk, Nairobi time); this company computer is now where the system is developed and tested.</w:t>
+              <w:t>Since 25 October 2026 the system runs on the HostAfrica Kenya VPS C2 at https://dateroemwoods.co.ke (server name server.dateroemwoods.co.ke: Ubuntu 24.04, 1 processor, 2 GB memory with a 2 GB swap file, 50 GB disk, Nairobi time); this company computer is n</w:t>
+            </w:r>
+            <w:r>
+              <w:rPr>
+                <w:sz w:val="19"/>
+                <w:szCs w:val="19"/>
+              </w:rPr>
+              <w:t>ow where the system is developed and tested.</w:t>
+            </w:r>
+          </w:p>
+        </w:tc>
+      </w:tr>
+      <w:tr>
+        <w:tblPrEx>
+          <w:tblCellMar>
+            <w:top w:w="0" w:type="dxa"/>
+            <w:bottom w:w="0" w:type="dxa"/>
+          </w:tblCellMar>
+        </w:tblPrEx>
+        <w:tc>
+          <w:tcPr>
+            <w:tcW w:w="1300" w:type="dxa"/>
+            <w:tcMar>
+              <w:top w:w="50" w:type="dxa"/>
+              <w:left w:w="90" w:type="dxa"/>
+              <w:bottom w:w="50" w:type="dxa"/>
+              <w:right w:w="90" w:type="dxa"/>
+            </w:tcMar>
+          </w:tcPr>
+          <w:p>
+            <w:r>
+              <w:rPr>
+                <w:sz w:val="19"/>
+                <w:szCs w:val="19"/>
+              </w:rPr>
+              <w:t>1.1</w:t>
+            </w:r>
+          </w:p>
+        </w:tc>
+        <w:tc>
+          <w:tcPr>
+            <w:tcW w:w="1900" w:type="dxa"/>
+            <w:tcMar>
+              <w:top w:w="50" w:type="dxa"/>
+              <w:left w:w="90" w:type="dxa"/>
+              <w:bottom w:w="50" w:type="dxa"/>
+              <w:right w:w="90" w:type="dxa"/>
+            </w:tcMar>
+          </w:tcPr>
+          <w:p>
+            <w:r>
+              <w:rPr>
+                <w:sz w:val="19"/>
+                <w:szCs w:val="19"/>
+              </w:rPr>
+              <w:t>26 October 2026</w:t>
+            </w:r>
+          </w:p>
+        </w:tc>
+        <w:tc>
+          <w:tcPr>
+            <w:tcW w:w="6438" w:type="dxa"/>
+            <w:tcMar>
+              <w:top w:w="50" w:type="dxa"/>
+              <w:left w:w="90" w:type="dxa"/>
+              <w:bottom w:w="50" w:type="dxa"/>
+              <w:right w:w="90" w:type="dxa"/>
+            </w:tcMar>
+          </w:tcPr>
+          <w:p>
+            <w:r>
+              <w:rPr>
+                <w:sz w:val="19"/>
+                <w:szCs w:val="19"/>
+              </w:rPr>
+              <w:t>Campaigns can be retired; notices (the website's Updates) are written in the desktop app.</w:t>
             </w:r>
           </w:p>
         </w:tc>
@@ -1321,7 +1396,7 @@
           <w:sz w:val="20"/>
           <w:szCs w:val="20"/>
         </w:rPr>
-        <w:t>Keep this document up to date: when a feature, setting or server changes, edit the matching section here and add a li</w:t>
+        <w:t>Keep this document up to date: when a feature, setting or server changes, edit the matching section</w:t>
       </w:r>
       <w:r>
         <w:rPr>
@@ -1329,7 +1404,7 @@
           <w:sz w:val="20"/>
           <w:szCs w:val="20"/>
         </w:rPr>
-        <w:t>ne to the table above.</w:t>
+        <w:t xml:space="preserve"> here and add a line to the table above.</w:t>
       </w:r>
     </w:p>
     <w:p>
@@ -1350,7 +1425,7 @@
     <w:sdt>
       <w:sdtPr>
         <w:alias w:val="Contents"/>
-        <w:id w:val="439260215"/>
+        <w:id w:val="-720054066"/>
       </w:sdtPr>
       <w:sdtEndPr/>
       <w:sdtContent>
@@ -1377,7 +1452,7 @@
           <w:r>
             <w:fldChar w:fldCharType="separate"/>
           </w:r>
-          <w:hyperlink w:anchor="_Toc243816011" w:history="1">
+          <w:hyperlink w:anchor="_Toc243926694" w:history="1">
             <w:r>
               <w:rPr>
                 <w:rStyle w:val="Hyperlink"/>
@@ -1401,7 +1476,7 @@
               <w:rPr>
                 <w:noProof/>
               </w:rPr>
-              <w:instrText xml:space="preserve"> PAGEREF _Toc243816011 \h </w:instrText>
+              <w:instrText xml:space="preserve"> PAGEREF _Toc243926694 \h </w:instrText>
             </w:r>
             <w:r>
               <w:rPr>
@@ -1442,7 +1517,7 @@
               <w:szCs w:val="22"/>
             </w:rPr>
           </w:pPr>
-          <w:hyperlink w:anchor="_Toc243816012" w:history="1">
+          <w:hyperlink w:anchor="_Toc243926695" w:history="1">
             <w:r>
               <w:rPr>
                 <w:rStyle w:val="Hyperlink"/>
@@ -1466,7 +1541,7 @@
               <w:rPr>
                 <w:noProof/>
               </w:rPr>
-              <w:instrText xml:space="preserve"> PAGEREF _Toc243816012 \h </w:instrText>
+              <w:instrText xml:space="preserve"> PAGEREF _Toc243926695 \h </w:instrText>
             </w:r>
             <w:r>
               <w:rPr>
@@ -1507,7 +1582,7 @@
               <w:szCs w:val="22"/>
             </w:rPr>
           </w:pPr>
-          <w:hyperlink w:anchor="_Toc243816013" w:history="1">
+          <w:hyperlink w:anchor="_Toc243926696" w:history="1">
             <w:r>
               <w:rPr>
                 <w:rStyle w:val="Hyperlink"/>
@@ -1531,7 +1606,7 @@
               <w:rPr>
                 <w:noProof/>
               </w:rPr>
-              <w:instrText xml:space="preserve"> PAGEREF _Toc243816013 \h </w:instrText>
+              <w:instrText xml:space="preserve"> PAGEREF _Toc243926696 \h </w:instrText>
             </w:r>
             <w:r>
               <w:rPr>
@@ -1572,7 +1647,7 @@
               <w:szCs w:val="22"/>
             </w:rPr>
           </w:pPr>
-          <w:hyperlink w:anchor="_Toc243816014" w:history="1">
+          <w:hyperlink w:anchor="_Toc243926697" w:history="1">
             <w:r>
               <w:rPr>
                 <w:rStyle w:val="Hyperlink"/>
@@ -1596,7 +1671,7 @@
               <w:rPr>
                 <w:noProof/>
               </w:rPr>
-              <w:instrText xml:space="preserve"> PAGEREF _Toc243816014 \h </w:instrText>
+              <w:instrText xml:space="preserve"> PAGEREF _Toc243926697 \h </w:instrText>
             </w:r>
             <w:r>
               <w:rPr>
@@ -1637,7 +1712,7 @@
               <w:szCs w:val="22"/>
             </w:rPr>
           </w:pPr>
-          <w:hyperlink w:anchor="_Toc243816015" w:history="1">
+          <w:hyperlink w:anchor="_Toc243926698" w:history="1">
             <w:r>
               <w:rPr>
                 <w:rStyle w:val="Hyperlink"/>
@@ -1661,7 +1736,7 @@
               <w:rPr>
                 <w:noProof/>
               </w:rPr>
-              <w:instrText xml:space="preserve"> PAGEREF _Toc243816015 \h </w:instrText>
+              <w:instrText xml:space="preserve"> PAGEREF _Toc243926698 \h </w:instrText>
             </w:r>
             <w:r>
               <w:rPr>
@@ -1702,7 +1777,7 @@
               <w:szCs w:val="22"/>
             </w:rPr>
           </w:pPr>
-          <w:hyperlink w:anchor="_Toc243816016" w:history="1">
+          <w:hyperlink w:anchor="_Toc243926699" w:history="1">
             <w:r>
               <w:rPr>
                 <w:rStyle w:val="Hyperlink"/>
@@ -1726,7 +1801,7 @@
               <w:rPr>
                 <w:noProof/>
               </w:rPr>
-              <w:instrText xml:space="preserve"> PAGEREF _Toc243816016 \h </w:instrText>
+              <w:instrText xml:space="preserve"> PAGEREF _Toc243926699 \h </w:instrText>
             </w:r>
             <w:r>
               <w:rPr>
@@ -1767,7 +1842,7 @@
               <w:szCs w:val="22"/>
             </w:rPr>
           </w:pPr>
-          <w:hyperlink w:anchor="_Toc243816017" w:history="1">
+          <w:hyperlink w:anchor="_Toc243926700" w:history="1">
             <w:r>
               <w:rPr>
                 <w:rStyle w:val="Hyperlink"/>
@@ -1791,7 +1866,7 @@
               <w:rPr>
                 <w:noProof/>
               </w:rPr>
-              <w:instrText xml:space="preserve"> PAGEREF _Toc243816017 \h </w:instrText>
+              <w:instrText xml:space="preserve"> PAGEREF _Toc243926700 \h </w:instrText>
             </w:r>
             <w:r>
               <w:rPr>
@@ -1832,7 +1907,7 @@
               <w:szCs w:val="22"/>
             </w:rPr>
           </w:pPr>
-          <w:hyperlink w:anchor="_Toc243816018" w:history="1">
+          <w:hyperlink w:anchor="_Toc243926701" w:history="1">
             <w:r>
               <w:rPr>
                 <w:rStyle w:val="Hyperlink"/>
@@ -1856,7 +1931,7 @@
               <w:rPr>
                 <w:noProof/>
               </w:rPr>
-              <w:instrText xml:space="preserve"> PAGEREF _Toc243816018 \h </w:instrText>
+              <w:instrText xml:space="preserve"> PAGEREF _Toc243926701 \h </w:instrText>
             </w:r>
             <w:r>
               <w:rPr>
@@ -1897,7 +1972,7 @@
               <w:szCs w:val="22"/>
             </w:rPr>
           </w:pPr>
-          <w:hyperlink w:anchor="_Toc243816019" w:history="1">
+          <w:hyperlink w:anchor="_Toc243926702" w:history="1">
             <w:r>
               <w:rPr>
                 <w:rStyle w:val="Hyperlink"/>
@@ -1921,7 +1996,7 @@
               <w:rPr>
                 <w:noProof/>
               </w:rPr>
-              <w:instrText xml:space="preserve"> PAGEREF _Toc243816019 \h </w:instrText>
+              <w:instrText xml:space="preserve"> PAGEREF _Toc243926702 \h </w:instrText>
             </w:r>
             <w:r>
               <w:rPr>
@@ -1962,7 +2037,7 @@
               <w:szCs w:val="22"/>
             </w:rPr>
           </w:pPr>
-          <w:hyperlink w:anchor="_Toc243816020" w:history="1">
+          <w:hyperlink w:anchor="_Toc243926703" w:history="1">
             <w:r>
               <w:rPr>
                 <w:rStyle w:val="Hyperlink"/>
@@ -1986,7 +2061,7 @@
               <w:rPr>
                 <w:noProof/>
               </w:rPr>
-              <w:instrText xml:space="preserve"> PAGEREF _Toc243816020 \h </w:instrText>
+              <w:instrText xml:space="preserve"> PAGEREF _Toc243926703 \h </w:instrText>
             </w:r>
             <w:r>
               <w:rPr>
@@ -2027,7 +2102,7 @@
               <w:szCs w:val="22"/>
             </w:rPr>
           </w:pPr>
-          <w:hyperlink w:anchor="_Toc243816021" w:history="1">
+          <w:hyperlink w:anchor="_Toc243926704" w:history="1">
             <w:r>
               <w:rPr>
                 <w:rStyle w:val="Hyperlink"/>
@@ -2051,7 +2126,7 @@
               <w:rPr>
                 <w:noProof/>
               </w:rPr>
-              <w:instrText xml:space="preserve"> PAGEREF _Toc243816021 \h </w:instrText>
+              <w:instrText xml:space="preserve"> PAGEREF _Toc243926704 \h </w:instrText>
             </w:r>
             <w:r>
               <w:rPr>
@@ -2092,7 +2167,7 @@
               <w:szCs w:val="22"/>
             </w:rPr>
           </w:pPr>
-          <w:hyperlink w:anchor="_Toc243816022" w:history="1">
+          <w:hyperlink w:anchor="_Toc243926705" w:history="1">
             <w:r>
               <w:rPr>
                 <w:rStyle w:val="Hyperlink"/>
@@ -2116,7 +2191,7 @@
               <w:rPr>
                 <w:noProof/>
               </w:rPr>
-              <w:instrText xml:space="preserve"> PAGEREF _Toc243816022 \h </w:instrText>
+              <w:instrText xml:space="preserve"> PAGEREF _Toc243926705 \h </w:instrText>
             </w:r>
             <w:r>
               <w:rPr>
@@ -2157,7 +2232,7 @@
               <w:szCs w:val="22"/>
             </w:rPr>
           </w:pPr>
-          <w:hyperlink w:anchor="_Toc243816023" w:history="1">
+          <w:hyperlink w:anchor="_Toc243926706" w:history="1">
             <w:r>
               <w:rPr>
                 <w:rStyle w:val="Hyperlink"/>
@@ -2181,7 +2256,7 @@
               <w:rPr>
                 <w:noProof/>
               </w:rPr>
-              <w:instrText xml:space="preserve"> PAGEREF _Toc243816023 \h </w:instrText>
+              <w:instrText xml:space="preserve"> PAGEREF _Toc243926706 \h </w:instrText>
             </w:r>
             <w:r>
               <w:rPr>
@@ -2222,7 +2297,7 @@
               <w:szCs w:val="22"/>
             </w:rPr>
           </w:pPr>
-          <w:hyperlink w:anchor="_Toc243816024" w:history="1">
+          <w:hyperlink w:anchor="_Toc243926707" w:history="1">
             <w:r>
               <w:rPr>
                 <w:rStyle w:val="Hyperlink"/>
@@ -2246,7 +2321,7 @@
               <w:rPr>
                 <w:noProof/>
               </w:rPr>
-              <w:instrText xml:space="preserve"> PAGEREF _Toc243816024 \h </w:instrText>
+              <w:instrText xml:space="preserve"> PAGEREF _Toc243926707 \h </w:instrText>
             </w:r>
             <w:r>
               <w:rPr>
@@ -2287,7 +2362,7 @@
               <w:szCs w:val="22"/>
             </w:rPr>
           </w:pPr>
-          <w:hyperlink w:anchor="_Toc243816025" w:history="1">
+          <w:hyperlink w:anchor="_Toc243926708" w:history="1">
             <w:r>
               <w:rPr>
                 <w:rStyle w:val="Hyperlink"/>
@@ -2311,7 +2386,7 @@
               <w:rPr>
                 <w:noProof/>
               </w:rPr>
-              <w:instrText xml:space="preserve"> PAGEREF _Toc243816025 \h </w:instrText>
+              <w:instrText xml:space="preserve"> PAGEREF _Toc243926708 \h </w:instrText>
             </w:r>
             <w:r>
               <w:rPr>
@@ -2354,7 +2429,7 @@
       <w:pPr>
         <w:pStyle w:val="Heading1"/>
       </w:pPr>
-      <w:bookmarkStart w:id="1" w:name="_Toc243816011"/>
+      <w:bookmarkStart w:id="1" w:name="_Toc243926694"/>
       <w:r>
         <w:lastRenderedPageBreak/>
         <w:t>1  Introduction</w:t>
@@ -2366,20 +2441,20 @@
         <w:spacing w:after="120" w:line="276" w:lineRule="auto"/>
       </w:pPr>
       <w:r>
-        <w:t>Dateroem Wood Sales is a timber business. It buys trees from farmers on buying trips, has them sawn and finished, sells wood products - poles, sawn timber and boards, hardwood, furnitu</w:t>
+        <w:t>Dateroem Wood Sales is a timber business. It buys trees from farmers on buying trips, has them sawn and finished, sells wood products - poles, sawn timber and boards,</w:t>
       </w:r>
       <w:r>
-        <w:t>re templates and decor pieces - and delivers them to customers across Kenya. The Dateroem system runs this whole cycle: what was bought and from whom, what each trip cost and earned, what is for sale, who ordered what, how it is delivered and how every shi</w:t>
+        <w:t xml:space="preserve"> hardwood, furniture templates and decor pieces - and delivers them to customers across Kenya. The Dateroem system runs this whole cycle: what was bought and from whom, what each trip cost and earned, what is for sale, who ordered what, how it is delivered</w:t>
       </w:r>
       <w:r>
-        <w:t>lling moved.</w:t>
+        <w:t xml:space="preserve"> and how every shilling moved.</w:t>
       </w:r>
     </w:p>
     <w:p>
       <w:pPr>
         <w:pStyle w:val="Heading2"/>
       </w:pPr>
-      <w:bookmarkStart w:id="2" w:name="_Toc243816012"/>
+      <w:bookmarkStart w:id="2" w:name="_Toc243926695"/>
       <w:r>
         <w:t>1.1  What the system does</w:t>
       </w:r>
@@ -2454,7 +2529,7 @@
       <w:pPr>
         <w:pStyle w:val="Heading1"/>
       </w:pPr>
-      <w:bookmarkStart w:id="3" w:name="_Toc243816013"/>
+      <w:bookmarkStart w:id="3" w:name="_Toc243926696"/>
       <w:r>
         <w:lastRenderedPageBreak/>
         <w:t>2  Users and roles</w:t>
@@ -2477,7 +2552,7 @@
           <w:left w:w="10" w:type="dxa"/>
           <w:right w:w="10" w:type="dxa"/>
         </w:tblCellMar>
-        <w:tblLook w:val="04A0" w:firstRow="1" w:lastRow="0" w:firstColumn="1" w:lastColumn="0" w:noHBand="0" w:noVBand="1"/>
+        <w:tblLook w:val="0000" w:firstRow="0" w:lastRow="0" w:firstColumn="0" w:lastColumn="0" w:noHBand="0" w:noVBand="0"/>
       </w:tblPr>
       <w:tblGrid>
         <w:gridCol w:w="1686"/>
@@ -3185,7 +3260,7 @@
       <w:pPr>
         <w:pStyle w:val="Heading1"/>
       </w:pPr>
-      <w:bookmarkStart w:id="4" w:name="_Toc243816014"/>
+      <w:bookmarkStart w:id="4" w:name="_Toc243926697"/>
       <w:r>
         <w:lastRenderedPageBreak/>
         <w:t>3  The parts of the system</w:t>
@@ -3288,7 +3363,7 @@
           <w:left w:w="10" w:type="dxa"/>
           <w:right w:w="10" w:type="dxa"/>
         </w:tblCellMar>
-        <w:tblLook w:val="04A0" w:firstRow="1" w:lastRow="0" w:firstColumn="1" w:lastColumn="0" w:noHBand="0" w:noVBand="1"/>
+        <w:tblLook w:val="0000" w:firstRow="0" w:lastRow="0" w:firstColumn="0" w:lastColumn="0" w:noHBand="0" w:noVBand="0"/>
       </w:tblPr>
       <w:tblGrid>
         <w:gridCol w:w="2048"/>
@@ -4770,7 +4845,7 @@
       <w:pPr>
         <w:pStyle w:val="Heading2"/>
       </w:pPr>
-      <w:bookmarkStart w:id="5" w:name="_Toc243816015"/>
+      <w:bookmarkStart w:id="5" w:name="_Toc243926698"/>
       <w:r>
         <w:t>3.1  Why one backend with three small servers</w:t>
       </w:r>
@@ -4827,7 +4902,7 @@
       <w:pPr>
         <w:pStyle w:val="Heading2"/>
       </w:pPr>
-      <w:bookmarkStart w:id="6" w:name="_Toc243816016"/>
+      <w:bookmarkStart w:id="6" w:name="_Toc243926699"/>
       <w:r>
         <w:t>3.2  External services</w:t>
       </w:r>
@@ -4849,7 +4924,7 @@
           <w:left w:w="10" w:type="dxa"/>
           <w:right w:w="10" w:type="dxa"/>
         </w:tblCellMar>
-        <w:tblLook w:val="04A0" w:firstRow="1" w:lastRow="0" w:firstColumn="1" w:lastColumn="0" w:noHBand="0" w:noVBand="1"/>
+        <w:tblLook w:val="0000" w:firstRow="0" w:lastRow="0" w:firstColumn="0" w:lastColumn="0" w:noHBand="0" w:noVBand="0"/>
       </w:tblPr>
       <w:tblGrid>
         <w:gridCol w:w="2604"/>
@@ -5380,7 +5455,7 @@
       <w:pPr>
         <w:pStyle w:val="Heading1"/>
       </w:pPr>
-      <w:bookmarkStart w:id="7" w:name="_Toc243816017"/>
+      <w:bookmarkStart w:id="7" w:name="_Toc243926700"/>
       <w:r>
         <w:lastRenderedPageBreak/>
         <w:t>4  Main business flows</w:t>
@@ -5391,7 +5466,7 @@
       <w:pPr>
         <w:pStyle w:val="Heading2"/>
       </w:pPr>
-      <w:bookmarkStart w:id="8" w:name="_Toc243816018"/>
+      <w:bookmarkStart w:id="8" w:name="_Toc243926701"/>
       <w:r>
         <w:t>4.1  A buying trip</w:t>
       </w:r>
@@ -5479,7 +5554,7 @@
       <w:pPr>
         <w:pStyle w:val="Heading2"/>
       </w:pPr>
-      <w:bookmarkStart w:id="9" w:name="_Toc243816019"/>
+      <w:bookmarkStart w:id="9" w:name="_Toc243926702"/>
       <w:r>
         <w:t>4.2  A customer order</w:t>
       </w:r>
@@ -5555,7 +5630,7 @@
       <w:pPr>
         <w:pStyle w:val="Heading2"/>
       </w:pPr>
-      <w:bookmarkStart w:id="10" w:name="_Toc243816020"/>
+      <w:bookmarkStart w:id="10" w:name="_Toc243926703"/>
       <w:r>
         <w:lastRenderedPageBreak/>
         <w:t>4.3  Money</w:t>
@@ -5614,10 +5689,7 @@
         <w:spacing w:after="120" w:line="276" w:lineRule="auto"/>
       </w:pPr>
       <w:r>
-        <w:t>The M-Pesa Payments document (DWS-BE-03) describes these flows in detail, including the switch from the sandbox to</w:t>
-      </w:r>
-      <w:r>
-        <w:t xml:space="preserve"> real money.</w:t>
+        <w:t>The M-Pesa Payments document (DWS-BE-03) describes these flows in detail, including the switch from the sandbox to real money.</w:t>
       </w:r>
     </w:p>
     <w:p>
@@ -5629,7 +5701,7 @@
       <w:pPr>
         <w:pStyle w:val="Heading1"/>
       </w:pPr>
-      <w:bookmarkStart w:id="11" w:name="_Toc243816021"/>
+      <w:bookmarkStart w:id="11" w:name="_Toc243926704"/>
       <w:r>
         <w:lastRenderedPageBreak/>
         <w:t>5  Features by application</w:t>
@@ -5652,7 +5724,7 @@
           <w:left w:w="10" w:type="dxa"/>
           <w:right w:w="10" w:type="dxa"/>
         </w:tblCellMar>
-        <w:tblLook w:val="04A0" w:firstRow="1" w:lastRow="0" w:firstColumn="1" w:lastColumn="0" w:noHBand="0" w:noVBand="1"/>
+        <w:tblLook w:val="0000" w:firstRow="0" w:lastRow="0" w:firstColumn="0" w:lastColumn="0" w:noHBand="0" w:noVBand="0"/>
       </w:tblPr>
       <w:tblGrid>
         <w:gridCol w:w="3386"/>
@@ -5965,7 +6037,7 @@
                 <w:sz w:val="19"/>
                 <w:szCs w:val="19"/>
               </w:rPr>
-              <w:t>Manage, choose products</w:t>
+              <w:t>Manage, choose products, retire</w:t>
             </w:r>
           </w:p>
         </w:tc>
@@ -5989,7 +6061,7 @@
                 <w:sz w:val="19"/>
                 <w:szCs w:val="19"/>
               </w:rPr>
-              <w:t>Manage, choose products</w:t>
+              <w:t>Manage, choose products, retire</w:t>
             </w:r>
           </w:p>
         </w:tc>
@@ -6345,7 +6417,7 @@
                 <w:sz w:val="19"/>
                 <w:szCs w:val="19"/>
               </w:rPr>
-              <w:t>Email the support team</w:t>
+              <w:t>Notices to customers (Updates)</w:t>
             </w:r>
           </w:p>
         </w:tc>
@@ -6369,7 +6441,7 @@
                 <w:sz w:val="19"/>
                 <w:szCs w:val="19"/>
               </w:rPr>
-              <w:t>Email button on the Help and Bulk Orders pages opens a window to write it (no email app needed)</w:t>
+              <w:t>A bell beside the cart while one is showing (phones: Updates in the menu)</w:t>
             </w:r>
           </w:p>
         </w:tc>
@@ -6417,7 +6489,7 @@
                 <w:sz w:val="19"/>
                 <w:szCs w:val="19"/>
               </w:rPr>
-              <w:t>-</w:t>
+              <w:t>Notices (write, last day, drafts)</w:t>
             </w:r>
           </w:p>
         </w:tc>
@@ -6453,7 +6525,7 @@
                 <w:sz w:val="19"/>
                 <w:szCs w:val="19"/>
               </w:rPr>
-              <w:t>Buy and pay by M-Pesa</w:t>
+              <w:t>Email the support team</w:t>
             </w:r>
           </w:p>
         </w:tc>
@@ -6476,7 +6548,7 @@
                 <w:sz w:val="19"/>
                 <w:szCs w:val="19"/>
               </w:rPr>
-              <w:t>Yes</w:t>
+              <w:t>Email button on the Help and Bulk Orders pages opens a window to write it (no email app needed)</w:t>
             </w:r>
           </w:p>
         </w:tc>
@@ -6559,7 +6631,7 @@
                 <w:sz w:val="19"/>
                 <w:szCs w:val="19"/>
               </w:rPr>
-              <w:t>Follow orders, rate products</w:t>
+              <w:t>Buy and pay by M-Pesa</w:t>
             </w:r>
           </w:p>
         </w:tc>
@@ -6631,7 +6703,7 @@
                 <w:sz w:val="19"/>
                 <w:szCs w:val="19"/>
               </w:rPr>
-              <w:t>Moderate reviews</w:t>
+              <w:t>-</w:t>
             </w:r>
           </w:p>
         </w:tc>
@@ -6667,7 +6739,7 @@
                 <w:sz w:val="19"/>
                 <w:szCs w:val="19"/>
               </w:rPr>
-              <w:t>AI assistant</w:t>
+              <w:t>Follow orders, rate products</w:t>
             </w:r>
           </w:p>
         </w:tc>
@@ -6690,7 +6762,7 @@
                 <w:sz w:val="19"/>
                 <w:szCs w:val="19"/>
               </w:rPr>
-              <w:t>Shopping help</w:t>
+              <w:t>Yes</w:t>
             </w:r>
           </w:p>
         </w:tc>
@@ -6713,7 +6785,7 @@
                 <w:sz w:val="19"/>
                 <w:szCs w:val="19"/>
               </w:rPr>
-              <w:t>Role guidance</w:t>
+              <w:t>-</w:t>
             </w:r>
           </w:p>
         </w:tc>
@@ -6736,7 +6808,7 @@
                 <w:sz w:val="19"/>
                 <w:szCs w:val="19"/>
               </w:rPr>
-              <w:t>-</w:t>
+              <w:t>Moderate reviews</w:t>
             </w:r>
           </w:p>
         </w:tc>
@@ -6773,7 +6845,7 @@
                 <w:sz w:val="19"/>
                 <w:szCs w:val="19"/>
               </w:rPr>
-              <w:t>Products, campaigns (with bins)</w:t>
+              <w:t>AI assistant</w:t>
             </w:r>
           </w:p>
         </w:tc>
@@ -6797,55 +6869,55 @@
                 <w:sz w:val="19"/>
                 <w:szCs w:val="19"/>
               </w:rPr>
+              <w:t>Shopping help</w:t>
+            </w:r>
+          </w:p>
+        </w:tc>
+        <w:tc>
+          <w:tcPr>
+            <w:tcW w:w="2083" w:type="dxa"/>
+            <w:shd w:val="clear" w:color="auto" w:fill="F4F5F3"/>
+            <w:tcMar>
+              <w:top w:w="50" w:type="dxa"/>
+              <w:left w:w="90" w:type="dxa"/>
+              <w:bottom w:w="50" w:type="dxa"/>
+              <w:right w:w="90" w:type="dxa"/>
+            </w:tcMar>
+          </w:tcPr>
+          <w:p>
+            <w:pPr>
+              <w:spacing w:after="20" w:line="252" w:lineRule="auto"/>
+            </w:pPr>
+            <w:r>
+              <w:rPr>
+                <w:sz w:val="19"/>
+                <w:szCs w:val="19"/>
+              </w:rPr>
+              <w:t>Role guidance</w:t>
+            </w:r>
+          </w:p>
+        </w:tc>
+        <w:tc>
+          <w:tcPr>
+            <w:tcW w:w="2086" w:type="dxa"/>
+            <w:shd w:val="clear" w:color="auto" w:fill="F4F5F3"/>
+            <w:tcMar>
+              <w:top w:w="50" w:type="dxa"/>
+              <w:left w:w="90" w:type="dxa"/>
+              <w:bottom w:w="50" w:type="dxa"/>
+              <w:right w:w="90" w:type="dxa"/>
+            </w:tcMar>
+          </w:tcPr>
+          <w:p>
+            <w:pPr>
+              <w:spacing w:after="20" w:line="252" w:lineRule="auto"/>
+            </w:pPr>
+            <w:r>
+              <w:rPr>
+                <w:sz w:val="19"/>
+                <w:szCs w:val="19"/>
+              </w:rPr>
               <w:t>-</w:t>
-            </w:r>
-          </w:p>
-        </w:tc>
-        <w:tc>
-          <w:tcPr>
-            <w:tcW w:w="2083" w:type="dxa"/>
-            <w:shd w:val="clear" w:color="auto" w:fill="F4F5F3"/>
-            <w:tcMar>
-              <w:top w:w="50" w:type="dxa"/>
-              <w:left w:w="90" w:type="dxa"/>
-              <w:bottom w:w="50" w:type="dxa"/>
-              <w:right w:w="90" w:type="dxa"/>
-            </w:tcMar>
-          </w:tcPr>
-          <w:p>
-            <w:pPr>
-              <w:spacing w:after="20" w:line="252" w:lineRule="auto"/>
-            </w:pPr>
-            <w:r>
-              <w:rPr>
-                <w:sz w:val="19"/>
-                <w:szCs w:val="19"/>
-              </w:rPr>
-              <w:t>Yes</w:t>
-            </w:r>
-          </w:p>
-        </w:tc>
-        <w:tc>
-          <w:tcPr>
-            <w:tcW w:w="2086" w:type="dxa"/>
-            <w:shd w:val="clear" w:color="auto" w:fill="F4F5F3"/>
-            <w:tcMar>
-              <w:top w:w="50" w:type="dxa"/>
-              <w:left w:w="90" w:type="dxa"/>
-              <w:bottom w:w="50" w:type="dxa"/>
-              <w:right w:w="90" w:type="dxa"/>
-            </w:tcMar>
-          </w:tcPr>
-          <w:p>
-            <w:pPr>
-              <w:spacing w:after="20" w:line="252" w:lineRule="auto"/>
-            </w:pPr>
-            <w:r>
-              <w:rPr>
-                <w:sz w:val="19"/>
-                <w:szCs w:val="19"/>
-              </w:rPr>
-              <w:t>Yes</w:t>
             </w:r>
           </w:p>
         </w:tc>
@@ -6881,7 +6953,7 @@
                 <w:sz w:val="19"/>
                 <w:szCs w:val="19"/>
               </w:rPr>
-              <w:t>Retire a product (off sale, can come back)</w:t>
+              <w:t>Products, campaigns (with bins)</w:t>
             </w:r>
           </w:p>
         </w:tc>
@@ -6904,7 +6976,7 @@
                 <w:sz w:val="19"/>
                 <w:szCs w:val="19"/>
               </w:rPr>
-              <w:t>Disappears from the shop</w:t>
+              <w:t>-</w:t>
             </w:r>
           </w:p>
         </w:tc>
@@ -6927,7 +6999,7 @@
                 <w:sz w:val="19"/>
                 <w:szCs w:val="19"/>
               </w:rPr>
-              <w:t>Yes (admins)</w:t>
+              <w:t>Yes</w:t>
             </w:r>
           </w:p>
         </w:tc>
@@ -6950,7 +7022,7 @@
                 <w:sz w:val="19"/>
                 <w:szCs w:val="19"/>
               </w:rPr>
-              <w:t>Yes (admins)</w:t>
+              <w:t>Yes</w:t>
             </w:r>
           </w:p>
         </w:tc>
@@ -6987,7 +7059,7 @@
                 <w:sz w:val="19"/>
                 <w:szCs w:val="19"/>
               </w:rPr>
-              <w:t>Bulk order pictures</w:t>
+              <w:t>Retire a product (off sale, can come back)</w:t>
             </w:r>
           </w:p>
         </w:tc>
@@ -7011,7 +7083,7 @@
                 <w:sz w:val="19"/>
                 <w:szCs w:val="19"/>
               </w:rPr>
-              <w:t>Slideshow on the Bulk Orders page</w:t>
+              <w:t>Disappears from the shop</w:t>
             </w:r>
           </w:p>
         </w:tc>
@@ -7035,7 +7107,7 @@
                 <w:sz w:val="19"/>
                 <w:szCs w:val="19"/>
               </w:rPr>
-              <w:t>Marketing (Marketer, admins)</w:t>
+              <w:t>Yes (admins)</w:t>
             </w:r>
           </w:p>
         </w:tc>
@@ -7059,7 +7131,7 @@
                 <w:sz w:val="19"/>
                 <w:szCs w:val="19"/>
               </w:rPr>
-              <w:t>Marketing (admins)</w:t>
+              <w:t>Yes (admins)</w:t>
             </w:r>
           </w:p>
         </w:tc>
@@ -7095,7 +7167,7 @@
                 <w:sz w:val="19"/>
                 <w:szCs w:val="19"/>
               </w:rPr>
-              <w:t>Phone number confirmed by SMS</w:t>
+              <w:t>Bulk order pictures</w:t>
             </w:r>
           </w:p>
         </w:tc>
@@ -7118,7 +7190,7 @@
                 <w:sz w:val="19"/>
                 <w:szCs w:val="19"/>
               </w:rPr>
-              <w:t>A 6-digit code at sign-up and before a first order (Airtel numbers for now)</w:t>
+              <w:t>Slideshow on the Bulk Orders page</w:t>
             </w:r>
           </w:p>
         </w:tc>
@@ -7141,7 +7213,7 @@
                 <w:sz w:val="19"/>
                 <w:szCs w:val="19"/>
               </w:rPr>
-              <w:t>-</w:t>
+              <w:t>Marketing (Marketer, admins)</w:t>
             </w:r>
           </w:p>
         </w:tc>
@@ -7164,7 +7236,7 @@
                 <w:sz w:val="19"/>
                 <w:szCs w:val="19"/>
               </w:rPr>
-              <w:t>Users shows when a number was confirmed</w:t>
+              <w:t>Marketing (admins)</w:t>
             </w:r>
           </w:p>
         </w:tc>
@@ -7201,7 +7273,7 @@
                 <w:sz w:val="19"/>
                 <w:szCs w:val="19"/>
               </w:rPr>
-              <w:t>Calm error messages</w:t>
+              <w:t>Phone number confirmed by SMS</w:t>
             </w:r>
           </w:p>
         </w:tc>
@@ -7225,7 +7297,7 @@
                 <w:sz w:val="19"/>
                 <w:szCs w:val="19"/>
               </w:rPr>
-              <w:t>Plain sentences; a "We'll be right back" page while a server is down</w:t>
+              <w:t>A 6-digit code at sign-up and before a first order (Airtel numbers for now)</w:t>
             </w:r>
           </w:p>
         </w:tc>
@@ -7249,7 +7321,7 @@
                 <w:sz w:val="19"/>
                 <w:szCs w:val="19"/>
               </w:rPr>
-              <w:t>Plain sentences on every screen</w:t>
+              <w:t>-</w:t>
             </w:r>
           </w:p>
         </w:tc>
@@ -7273,7 +7345,7 @@
                 <w:sz w:val="19"/>
                 <w:szCs w:val="19"/>
               </w:rPr>
-              <w:t>-</w:t>
+              <w:t>Users shows when a number was confirmed</w:t>
             </w:r>
           </w:p>
         </w:tc>
@@ -7309,7 +7381,7 @@
                 <w:sz w:val="19"/>
                 <w:szCs w:val="19"/>
               </w:rPr>
-              <w:t>Product and campaign photos and videos</w:t>
+              <w:t>Calm error messages</w:t>
             </w:r>
           </w:p>
         </w:tc>
@@ -7332,7 +7404,7 @@
                 <w:sz w:val="19"/>
                 <w:szCs w:val="19"/>
               </w:rPr>
-              <w:t>Shown in the shop and on Featured</w:t>
+              <w:t>Plain sentences; a "We'll be right back" page while a server is down</w:t>
             </w:r>
           </w:p>
         </w:tc>
@@ -7355,7 +7427,7 @@
                 <w:sz w:val="19"/>
                 <w:szCs w:val="19"/>
               </w:rPr>
-              <w:t>Camera or gallery</w:t>
+              <w:t>Plain sentences on every screen</w:t>
             </w:r>
           </w:p>
         </w:tc>
@@ -7378,7 +7450,7 @@
                 <w:sz w:val="19"/>
                 <w:szCs w:val="19"/>
               </w:rPr>
-              <w:t>Chosen on the computer (since 10 October 2026)</w:t>
+              <w:t>-</w:t>
             </w:r>
           </w:p>
         </w:tc>
@@ -7415,7 +7487,7 @@
                 <w:sz w:val="19"/>
                 <w:szCs w:val="19"/>
               </w:rPr>
-              <w:t>Trees, farmers, remainder trees</w:t>
+              <w:t>Product and campaign photos and videos</w:t>
             </w:r>
           </w:p>
         </w:tc>
@@ -7439,7 +7511,7 @@
                 <w:sz w:val="19"/>
                 <w:szCs w:val="19"/>
               </w:rPr>
-              <w:t>-</w:t>
+              <w:t>Shown in the shop and on Featured</w:t>
             </w:r>
           </w:p>
         </w:tc>
@@ -7463,7 +7535,7 @@
                 <w:sz w:val="19"/>
                 <w:szCs w:val="19"/>
               </w:rPr>
-              <w:t>Yes</w:t>
+              <w:t>Camera or gallery</w:t>
             </w:r>
           </w:p>
         </w:tc>
@@ -7487,7 +7559,7 @@
                 <w:sz w:val="19"/>
                 <w:szCs w:val="19"/>
               </w:rPr>
-              <w:t>Yes (in trips)</w:t>
+              <w:t>Chosen on the computer (since 10 October 2026)</w:t>
             </w:r>
           </w:p>
         </w:tc>
@@ -7523,7 +7595,7 @@
                 <w:sz w:val="19"/>
                 <w:szCs w:val="19"/>
               </w:rPr>
-              <w:t>Trips and finalization</w:t>
+              <w:t>Trees, farmers, remainder trees</w:t>
             </w:r>
           </w:p>
         </w:tc>
@@ -7592,7 +7664,7 @@
                 <w:sz w:val="19"/>
                 <w:szCs w:val="19"/>
               </w:rPr>
-              <w:t>Yes</w:t>
+              <w:t>Yes (in trips)</w:t>
             </w:r>
           </w:p>
         </w:tc>
@@ -7629,7 +7701,7 @@
                 <w:sz w:val="19"/>
                 <w:szCs w:val="19"/>
               </w:rPr>
-              <w:t>Orders to deliveries, delivery signatures</w:t>
+              <w:t>Trips and finalization</w:t>
             </w:r>
           </w:p>
         </w:tc>
@@ -7701,7 +7773,7 @@
                 <w:sz w:val="19"/>
                 <w:szCs w:val="19"/>
               </w:rPr>
-              <w:t>Yes (no signature)</w:t>
+              <w:t>Yes</w:t>
             </w:r>
           </w:p>
         </w:tc>
@@ -7737,7 +7809,7 @@
                 <w:sz w:val="19"/>
                 <w:szCs w:val="19"/>
               </w:rPr>
-              <w:t>Expenses</w:t>
+              <w:t>Orders to deliveries, delivery signatures</w:t>
             </w:r>
           </w:p>
         </w:tc>
@@ -7806,7 +7878,7 @@
                 <w:sz w:val="19"/>
                 <w:szCs w:val="19"/>
               </w:rPr>
-              <w:t>Yes</w:t>
+              <w:t>Yes (no signature)</w:t>
             </w:r>
           </w:p>
         </w:tc>
@@ -7843,7 +7915,7 @@
                 <w:sz w:val="19"/>
                 <w:szCs w:val="19"/>
               </w:rPr>
-              <w:t>STK push, Send Money, assign, refunds</w:t>
+              <w:t>Expenses</w:t>
             </w:r>
           </w:p>
         </w:tc>
@@ -7951,7 +8023,7 @@
                 <w:sz w:val="19"/>
                 <w:szCs w:val="19"/>
               </w:rPr>
-              <w:t>Loans and capital</w:t>
+              <w:t>STK push, Send Money, assign, refunds</w:t>
             </w:r>
           </w:p>
         </w:tc>
@@ -7997,7 +8069,7 @@
                 <w:sz w:val="19"/>
                 <w:szCs w:val="19"/>
               </w:rPr>
-              <w:t>Admins</w:t>
+              <w:t>Yes</w:t>
             </w:r>
           </w:p>
         </w:tc>
@@ -8057,7 +8129,7 @@
                 <w:sz w:val="19"/>
                 <w:szCs w:val="19"/>
               </w:rPr>
-              <w:t>Company-SIM SMS reading</w:t>
+              <w:t>Loans and capital</w:t>
             </w:r>
           </w:p>
         </w:tc>
@@ -8105,7 +8177,7 @@
                 <w:sz w:val="19"/>
                 <w:szCs w:val="19"/>
               </w:rPr>
-              <w:t>Company phone</w:t>
+              <w:t>Admins</w:t>
             </w:r>
           </w:p>
         </w:tc>
@@ -8129,7 +8201,7 @@
                 <w:sz w:val="19"/>
                 <w:szCs w:val="19"/>
               </w:rPr>
-              <w:t>-</w:t>
+              <w:t>Yes</w:t>
             </w:r>
           </w:p>
         </w:tc>
@@ -8165,7 +8237,8 @@
                 <w:sz w:val="19"/>
                 <w:szCs w:val="19"/>
               </w:rPr>
-              <w:t>Voice form filling</w:t>
+              <w:lastRenderedPageBreak/>
+              <w:t>Company-SIM SMS reading</w:t>
             </w:r>
           </w:p>
         </w:tc>
@@ -8211,7 +8284,7 @@
                 <w:sz w:val="19"/>
                 <w:szCs w:val="19"/>
               </w:rPr>
-              <w:t>Yes</w:t>
+              <w:t>Company phone</w:t>
             </w:r>
           </w:p>
         </w:tc>
@@ -8234,7 +8307,7 @@
                 <w:sz w:val="19"/>
                 <w:szCs w:val="19"/>
               </w:rPr>
-              <w:t>Yes</w:t>
+              <w:t>-</w:t>
             </w:r>
           </w:p>
         </w:tc>
@@ -8271,7 +8344,7 @@
                 <w:sz w:val="19"/>
                 <w:szCs w:val="19"/>
               </w:rPr>
-              <w:t>Users, delivery areas, machines, vehicles</w:t>
+              <w:t>Voice form filling</w:t>
             </w:r>
           </w:p>
         </w:tc>
@@ -8319,7 +8392,7 @@
                 <w:sz w:val="19"/>
                 <w:szCs w:val="19"/>
               </w:rPr>
-              <w:t>Delivery areas</w:t>
+              <w:t>Yes</w:t>
             </w:r>
           </w:p>
         </w:tc>
@@ -8379,8 +8452,7 @@
                 <w:sz w:val="19"/>
                 <w:szCs w:val="19"/>
               </w:rPr>
-              <w:lastRenderedPageBreak/>
-              <w:t>Database browser, server control</w:t>
+              <w:t>Users, delivery areas, machines, vehicles</w:t>
             </w:r>
           </w:p>
         </w:tc>
@@ -8426,7 +8498,7 @@
                 <w:sz w:val="19"/>
                 <w:szCs w:val="19"/>
               </w:rPr>
-              <w:t>-</w:t>
+              <w:t>Delivery areas</w:t>
             </w:r>
           </w:p>
         </w:tc>
@@ -8486,6 +8558,114 @@
                 <w:sz w:val="19"/>
                 <w:szCs w:val="19"/>
               </w:rPr>
+              <w:t>Database browser, server control</w:t>
+            </w:r>
+          </w:p>
+        </w:tc>
+        <w:tc>
+          <w:tcPr>
+            <w:tcW w:w="2083" w:type="dxa"/>
+            <w:shd w:val="clear" w:color="auto" w:fill="F4F5F3"/>
+            <w:tcMar>
+              <w:top w:w="50" w:type="dxa"/>
+              <w:left w:w="90" w:type="dxa"/>
+              <w:bottom w:w="50" w:type="dxa"/>
+              <w:right w:w="90" w:type="dxa"/>
+            </w:tcMar>
+          </w:tcPr>
+          <w:p>
+            <w:pPr>
+              <w:spacing w:after="20" w:line="252" w:lineRule="auto"/>
+            </w:pPr>
+            <w:r>
+              <w:rPr>
+                <w:sz w:val="19"/>
+                <w:szCs w:val="19"/>
+              </w:rPr>
+              <w:t>-</w:t>
+            </w:r>
+          </w:p>
+        </w:tc>
+        <w:tc>
+          <w:tcPr>
+            <w:tcW w:w="2083" w:type="dxa"/>
+            <w:shd w:val="clear" w:color="auto" w:fill="F4F5F3"/>
+            <w:tcMar>
+              <w:top w:w="50" w:type="dxa"/>
+              <w:left w:w="90" w:type="dxa"/>
+              <w:bottom w:w="50" w:type="dxa"/>
+              <w:right w:w="90" w:type="dxa"/>
+            </w:tcMar>
+          </w:tcPr>
+          <w:p>
+            <w:pPr>
+              <w:spacing w:after="20" w:line="252" w:lineRule="auto"/>
+            </w:pPr>
+            <w:r>
+              <w:rPr>
+                <w:sz w:val="19"/>
+                <w:szCs w:val="19"/>
+              </w:rPr>
+              <w:t>-</w:t>
+            </w:r>
+          </w:p>
+        </w:tc>
+        <w:tc>
+          <w:tcPr>
+            <w:tcW w:w="2086" w:type="dxa"/>
+            <w:shd w:val="clear" w:color="auto" w:fill="F4F5F3"/>
+            <w:tcMar>
+              <w:top w:w="50" w:type="dxa"/>
+              <w:left w:w="90" w:type="dxa"/>
+              <w:bottom w:w="50" w:type="dxa"/>
+              <w:right w:w="90" w:type="dxa"/>
+            </w:tcMar>
+          </w:tcPr>
+          <w:p>
+            <w:pPr>
+              <w:spacing w:after="20" w:line="252" w:lineRule="auto"/>
+            </w:pPr>
+            <w:r>
+              <w:rPr>
+                <w:sz w:val="19"/>
+                <w:szCs w:val="19"/>
+              </w:rPr>
+              <w:t>Yes</w:t>
+            </w:r>
+          </w:p>
+        </w:tc>
+      </w:tr>
+      <w:tr>
+        <w:tblPrEx>
+          <w:tblCellMar>
+            <w:top w:w="0" w:type="dxa"/>
+            <w:bottom w:w="0" w:type="dxa"/>
+          </w:tblCellMar>
+        </w:tblPrEx>
+        <w:trPr>
+          <w:cantSplit/>
+        </w:trPr>
+        <w:tc>
+          <w:tcPr>
+            <w:tcW w:w="3386" w:type="dxa"/>
+            <w:tcMar>
+              <w:top w:w="50" w:type="dxa"/>
+              <w:left w:w="90" w:type="dxa"/>
+              <w:bottom w:w="50" w:type="dxa"/>
+              <w:right w:w="90" w:type="dxa"/>
+            </w:tcMar>
+          </w:tcPr>
+          <w:p>
+            <w:pPr>
+              <w:spacing w:after="20" w:line="252" w:lineRule="auto"/>
+            </w:pPr>
+            <w:r>
+              <w:rPr>
+                <w:b/>
+                <w:bCs/>
+                <w:sz w:val="19"/>
+                <w:szCs w:val="19"/>
+              </w:rPr>
               <w:t>One approved phone per account, fingerprint lock</w:t>
             </w:r>
           </w:p>
@@ -8493,7 +8673,6 @@
         <w:tc>
           <w:tcPr>
             <w:tcW w:w="2083" w:type="dxa"/>
-            <w:shd w:val="clear" w:color="auto" w:fill="F4F5F3"/>
             <w:tcMar>
               <w:top w:w="50" w:type="dxa"/>
               <w:left w:w="90" w:type="dxa"/>
@@ -8517,7 +8696,6 @@
         <w:tc>
           <w:tcPr>
             <w:tcW w:w="2083" w:type="dxa"/>
-            <w:shd w:val="clear" w:color="auto" w:fill="F4F5F3"/>
             <w:tcMar>
               <w:top w:w="50" w:type="dxa"/>
               <w:left w:w="90" w:type="dxa"/>
@@ -8541,7 +8719,6 @@
         <w:tc>
           <w:tcPr>
             <w:tcW w:w="2086" w:type="dxa"/>
-            <w:shd w:val="clear" w:color="auto" w:fill="F4F5F3"/>
             <w:tcMar>
               <w:top w:w="50" w:type="dxa"/>
               <w:left w:w="90" w:type="dxa"/>
@@ -8578,7 +8755,7 @@
       <w:pPr>
         <w:pStyle w:val="Heading1"/>
       </w:pPr>
-      <w:bookmarkStart w:id="12" w:name="_Toc243816022"/>
+      <w:bookmarkStart w:id="12" w:name="_Toc243926705"/>
       <w:r>
         <w:lastRenderedPageBreak/>
         <w:t>6  Security at a glance</w:t>
@@ -8621,10 +8798,10 @@
         <w:spacing w:after="60" w:line="264" w:lineRule="auto"/>
       </w:pPr>
       <w:r>
-        <w:t>Only the website, the mobile app path, the de</w:t>
+        <w:t>Only the website, the</w:t>
       </w:r>
       <w:r>
-        <w:t>sktop app path (approved computers only), APK downloads and the M-Pesa callback are public.</w:t>
+        <w:t xml:space="preserve"> mobile app path, the desktop app path (approved computers only), APK downloads and the M-Pesa callback are public.</w:t>
       </w:r>
     </w:p>
     <w:p>
@@ -8637,10 +8814,10 @@
         <w:spacing w:after="60" w:line="264" w:lineRule="auto"/>
       </w:pPr>
       <w:r>
-        <w:t xml:space="preserve">Staff use the mobile app on one approved phone per account: the phone proves itself with a key held in its secure hardware, new phones wait for the SuperAdmin, and </w:t>
+        <w:t xml:space="preserve">Staff use the mobile app on one approved phone per account: the phone proves itself with a key held in its secure hardware, new phones wait </w:t>
       </w:r>
       <w:r>
-        <w:t>the acting user is taken from the verified sign-in. The app also asks for the fingerprint or screen lock when opened.</w:t>
+        <w:t>for the SuperAdmin, and the acting user is taken from the verified sign-in. The app also asks for the fingerprint or screen lock when opened.</w:t>
       </w:r>
     </w:p>
     <w:p>
@@ -8653,10 +8830,10 @@
         <w:spacing w:after="60" w:line="264" w:lineRule="auto"/>
       </w:pPr>
       <w:r>
-        <w:t>Admins use the desktop app on one approved computer each: the computer proves itself with a key kept by Windows (in its TPM chip where the</w:t>
+        <w:t>Admins use the desktop app on one approved computer each: the computer proves itself with a key kept by Windows (i</w:t>
       </w:r>
       <w:r>
-        <w:t>re is one), new computers wait for the SuperAdmin, and the acting user is taken from the verified sign-in. This is what lets the desktop app work from any computer once the servers move to a provider.</w:t>
+        <w:t>n its TPM chip where there is one), new computers wait for the SuperAdmin, and the acting user is taken from the verified sign-in. This is what lets the desktop app work from any computer once the servers move to a provider.</w:t>
       </w:r>
     </w:p>
     <w:p>
@@ -8669,10 +8846,10 @@
         <w:spacing w:after="60" w:line="264" w:lineRule="auto"/>
       </w:pPr>
       <w:r>
-        <w:t xml:space="preserve">Every important change is written to an audit log with </w:t>
+        <w:t>Every important change is writt</w:t>
       </w:r>
       <w:r>
-        <w:t>who made it.</w:t>
+        <w:t>en to an audit log with who made it.</w:t>
       </w:r>
     </w:p>
     <w:p>
@@ -8702,7 +8879,7 @@
       <w:pPr>
         <w:pStyle w:val="Heading1"/>
       </w:pPr>
-      <w:bookmarkStart w:id="13" w:name="_Toc243816023"/>
+      <w:bookmarkStart w:id="13" w:name="_Toc243926706"/>
       <w:r>
         <w:lastRenderedPageBreak/>
         <w:t>7  Folder layout</w:t>
@@ -8914,16 +9091,7 @@
           <w:sz w:val="17"/>
           <w:szCs w:val="17"/>
         </w:rPr>
-        <w:t xml:space="preserve">  downloads/                </w:t>
-      </w:r>
-      <w:r>
-        <w:rPr>
-          <w:rFonts w:ascii="Consolas" w:eastAsia="Consolas" w:hAnsi="Consolas" w:cs="Consolas"/>
-          <w:color w:val="2B2F2D"/>
-          <w:sz w:val="17"/>
-          <w:szCs w:val="17"/>
-        </w:rPr>
-        <w:t>shared Android APK</w:t>
+        <w:t xml:space="preserve">  downloads/                shared Android APK</w:t>
       </w:r>
     </w:p>
     <w:p>
@@ -9013,7 +9181,16 @@
           <w:sz w:val="17"/>
           <w:szCs w:val="17"/>
         </w:rPr>
-        <w:t xml:space="preserve">  business rules.txt        the original business rules</w:t>
+        <w:t xml:space="preserve">  busin</w:t>
+      </w:r>
+      <w:r>
+        <w:rPr>
+          <w:rFonts w:ascii="Consolas" w:eastAsia="Consolas" w:hAnsi="Consolas" w:cs="Consolas"/>
+          <w:color w:val="2B2F2D"/>
+          <w:sz w:val="17"/>
+          <w:szCs w:val="17"/>
+        </w:rPr>
+        <w:t>ess rules.txt        the original business rules</w:t>
       </w:r>
     </w:p>
     <w:p>
@@ -9080,7 +9257,7 @@
       <w:pPr>
         <w:pStyle w:val="Heading1"/>
       </w:pPr>
-      <w:bookmarkStart w:id="14" w:name="_Toc243816024"/>
+      <w:bookmarkStart w:id="14" w:name="_Toc243926707"/>
       <w:r>
         <w:lastRenderedPageBreak/>
         <w:t>8  Documentation map</w:t>
@@ -9103,7 +9280,7 @@
           <w:left w:w="10" w:type="dxa"/>
           <w:right w:w="10" w:type="dxa"/>
         </w:tblCellMar>
-        <w:tblLook w:val="04A0" w:firstRow="1" w:lastRow="0" w:firstColumn="1" w:lastColumn="0" w:noHBand="0" w:noVBand="1"/>
+        <w:tblLook w:val="0000" w:firstRow="0" w:lastRow="0" w:firstColumn="0" w:lastColumn="0" w:noHBand="0" w:noVBand="0"/>
       </w:tblPr>
       <w:tblGrid>
         <w:gridCol w:w="2289"/>
@@ -11029,7 +11206,7 @@
       <w:pPr>
         <w:pStyle w:val="Heading1"/>
       </w:pPr>
-      <w:bookmarkStart w:id="15" w:name="_Toc243816025"/>
+      <w:bookmarkStart w:id="15" w:name="_Toc243926708"/>
       <w:r>
         <w:lastRenderedPageBreak/>
         <w:t>9  Glossary</w:t>
@@ -11052,7 +11229,7 @@
           <w:left w:w="10" w:type="dxa"/>
           <w:right w:w="10" w:type="dxa"/>
         </w:tblCellMar>
-        <w:tblLook w:val="04A0" w:firstRow="1" w:lastRow="0" w:firstColumn="1" w:lastColumn="0" w:noHBand="0" w:noVBand="1"/>
+        <w:tblLook w:val="0000" w:firstRow="0" w:lastRow="0" w:firstColumn="0" w:lastColumn="0" w:noHBand="0" w:noVBand="0"/>
       </w:tblPr>
       <w:tblGrid>
         <w:gridCol w:w="2224"/>
@@ -12494,10 +12671,72 @@
 <file path=word/numbering.xml><?xml version="1.0" encoding="utf-8"?>
 <w:numbering xmlns:wpc="http://schemas.microsoft.com/office/word/2010/wordprocessingCanvas" xmlns:cx="http://schemas.microsoft.com/office/drawing/2014/chartex" xmlns:cx1="http://schemas.microsoft.com/office/drawing/2015/9/8/chartex" xmlns:mc="http://schemas.openxmlformats.org/markup-compatibility/2006" xmlns:o="urn:schemas-microsoft-com:office:office" xmlns:r="http://schemas.openxmlformats.org/officeDocument/2006/relationships" xmlns:m="http://schemas.openxmlformats.org/officeDocument/2006/math" xmlns:v="urn:schemas-microsoft-com:vml" xmlns:wp14="http://schemas.microsoft.com/office/word/2010/wordprocessingDrawing" xmlns:wp="http://schemas.openxmlformats.org/drawingml/2006/wordprocessingDrawing" xmlns:w10="urn:schemas-microsoft-com:office:word" xmlns:w="http://schemas.openxmlformats.org/wordprocessingml/2006/main" xmlns:w14="http://schemas.microsoft.com/office/word/2010/wordml" xmlns:w15="http://schemas.microsoft.com/office/word/2012/wordml" xmlns:w16se="http://schemas.microsoft.com/office/word/2015/wordml/symex" xmlns:wpg="http://schemas.microsoft.com/office/word/2010/wordprocessingGroup" xmlns:wpi="http://schemas.microsoft.com/office/word/2010/wordprocessingInk" xmlns:wne="http://schemas.microsoft.com/office/word/2006/wordml" xmlns:wps="http://schemas.microsoft.com/office/word/2010/wordprocessingShape" mc:Ignorable="w14 w15 w16se wp14">
   <w:abstractNum w:abstractNumId="0" w15:restartNumberingAfterBreak="0">
-    <w:nsid w:val="00CE01C0"/>
+    <w:nsid w:val="44A94686"/>
     <w:multiLevelType w:val="hybridMultilevel"/>
-    <w:tmpl w:val="BB2C13B6"/>
-    <w:lvl w:ilvl="0" w:tplc="9F749646">
+    <w:tmpl w:val="AD88BD86"/>
+    <w:lvl w:ilvl="0" w:tplc="66AC6412" w:tentative="1">
+      <w:start w:val="1"/>
+      <w:numFmt w:val="decimal"/>
+      <w:lvlText w:val="%1."/>
+      <w:lvlJc w:val="left"/>
+      <w:pPr>
+        <w:ind w:left="540" w:hanging="300"/>
+      </w:pPr>
+    </w:lvl>
+    <w:lvl w:ilvl="1" w:tplc="753CDE46" w:tentative="1">
+      <w:start w:val="1"/>
+      <w:numFmt w:val="lowerLetter"/>
+      <w:lvlText w:val="%2."/>
+      <w:lvlJc w:val="left"/>
+      <w:pPr>
+        <w:ind w:left="940" w:hanging="300"/>
+      </w:pPr>
+    </w:lvl>
+    <w:lvl w:ilvl="2" w:tplc="A22C2368" w:tentative="1">
+      <w:start w:val="1"/>
+      <w:numFmt w:val="lowerRoman"/>
+      <w:lvlText w:val="%3."/>
+      <w:lvlJc w:val="left"/>
+      <w:pPr>
+        <w:ind w:left="1340" w:hanging="300"/>
+      </w:pPr>
+    </w:lvl>
+    <w:lvl w:ilvl="3" w:tplc="B57E568E">
+      <w:numFmt w:val="decimal"/>
+      <w:lvlText w:val=""/>
+      <w:lvlJc w:val="left"/>
+    </w:lvl>
+    <w:lvl w:ilvl="4" w:tplc="DB5C067C">
+      <w:numFmt w:val="decimal"/>
+      <w:lvlText w:val=""/>
+      <w:lvlJc w:val="left"/>
+    </w:lvl>
+    <w:lvl w:ilvl="5" w:tplc="01265A02">
+      <w:numFmt w:val="decimal"/>
+      <w:lvlText w:val=""/>
+      <w:lvlJc w:val="left"/>
+    </w:lvl>
+    <w:lvl w:ilvl="6" w:tplc="6BFAE5F6">
+      <w:numFmt w:val="decimal"/>
+      <w:lvlText w:val=""/>
+      <w:lvlJc w:val="left"/>
+    </w:lvl>
+    <w:lvl w:ilvl="7" w:tplc="8C54E8DE">
+      <w:numFmt w:val="decimal"/>
+      <w:lvlText w:val=""/>
+      <w:lvlJc w:val="left"/>
+    </w:lvl>
+    <w:lvl w:ilvl="8" w:tplc="4FB89744">
+      <w:numFmt w:val="decimal"/>
+      <w:lvlText w:val=""/>
+      <w:lvlJc w:val="left"/>
+    </w:lvl>
+  </w:abstractNum>
+  <w:abstractNum w:abstractNumId="1" w15:restartNumberingAfterBreak="0">
+    <w:nsid w:val="542E2C28"/>
+    <w:multiLevelType w:val="hybridMultilevel"/>
+    <w:tmpl w:val="4CF2465A"/>
+    <w:lvl w:ilvl="0" w:tplc="7302B5A4">
       <w:start w:val="1"/>
       <w:numFmt w:val="bullet"/>
       <w:lvlText w:val="•"/>
@@ -12506,7 +12745,7 @@
         <w:ind w:left="540" w:hanging="300"/>
       </w:pPr>
     </w:lvl>
-    <w:lvl w:ilvl="1" w:tplc="7D2C6090" w:tentative="1">
+    <w:lvl w:ilvl="1" w:tplc="DA5EDB0E" w:tentative="1">
       <w:start w:val="1"/>
       <w:numFmt w:val="bullet"/>
       <w:lvlText w:val="–"/>
@@ -12515,7 +12754,7 @@
         <w:ind w:left="940" w:hanging="300"/>
       </w:pPr>
     </w:lvl>
-    <w:lvl w:ilvl="2" w:tplc="CE52C8A6" w:tentative="1">
+    <w:lvl w:ilvl="2" w:tplc="5AB07534" w:tentative="1">
       <w:start w:val="1"/>
       <w:numFmt w:val="bullet"/>
       <w:lvlText w:val="◦"/>
@@ -12524,42 +12763,42 @@
         <w:ind w:left="1340" w:hanging="300"/>
       </w:pPr>
     </w:lvl>
-    <w:lvl w:ilvl="3" w:tplc="09BA82D0">
+    <w:lvl w:ilvl="3" w:tplc="D91EE40E">
       <w:numFmt w:val="decimal"/>
       <w:lvlText w:val=""/>
       <w:lvlJc w:val="left"/>
     </w:lvl>
-    <w:lvl w:ilvl="4" w:tplc="D644A1E4">
+    <w:lvl w:ilvl="4" w:tplc="8F868122">
       <w:numFmt w:val="decimal"/>
       <w:lvlText w:val=""/>
       <w:lvlJc w:val="left"/>
     </w:lvl>
-    <w:lvl w:ilvl="5" w:tplc="3C865602">
+    <w:lvl w:ilvl="5" w:tplc="9C4A6D80">
       <w:numFmt w:val="decimal"/>
       <w:lvlText w:val=""/>
       <w:lvlJc w:val="left"/>
     </w:lvl>
-    <w:lvl w:ilvl="6" w:tplc="EE0604AA">
+    <w:lvl w:ilvl="6" w:tplc="62968B92">
       <w:numFmt w:val="decimal"/>
       <w:lvlText w:val=""/>
       <w:lvlJc w:val="left"/>
     </w:lvl>
-    <w:lvl w:ilvl="7" w:tplc="563E22F0">
+    <w:lvl w:ilvl="7" w:tplc="C126680A">
       <w:numFmt w:val="decimal"/>
       <w:lvlText w:val=""/>
       <w:lvlJc w:val="left"/>
     </w:lvl>
-    <w:lvl w:ilvl="8" w:tplc="A6EE6EB2">
+    <w:lvl w:ilvl="8" w:tplc="D63AEF64">
       <w:numFmt w:val="decimal"/>
       <w:lvlText w:val=""/>
       <w:lvlJc w:val="left"/>
     </w:lvl>
   </w:abstractNum>
-  <w:abstractNum w:abstractNumId="1" w15:restartNumberingAfterBreak="0">
-    <w:nsid w:val="03C67D91"/>
+  <w:abstractNum w:abstractNumId="2" w15:restartNumberingAfterBreak="0">
+    <w:nsid w:val="721B4189"/>
     <w:multiLevelType w:val="hybridMultilevel"/>
-    <w:tmpl w:val="DCCC3FD2"/>
-    <w:lvl w:ilvl="0" w:tplc="CECAAD34" w:tentative="1">
+    <w:tmpl w:val="C194FDB6"/>
+    <w:lvl w:ilvl="0" w:tplc="D0EA4346" w:tentative="1">
       <w:start w:val="1"/>
       <w:numFmt w:val="bullet"/>
       <w:lvlText w:val="●"/>
@@ -12568,7 +12807,7 @@
         <w:ind w:left="720" w:hanging="360"/>
       </w:pPr>
     </w:lvl>
-    <w:lvl w:ilvl="1" w:tplc="230E2596" w:tentative="1">
+    <w:lvl w:ilvl="1" w:tplc="5DBA0BA4" w:tentative="1">
       <w:start w:val="1"/>
       <w:numFmt w:val="bullet"/>
       <w:lvlText w:val="○"/>
@@ -12577,7 +12816,7 @@
         <w:ind w:left="1440" w:hanging="360"/>
       </w:pPr>
     </w:lvl>
-    <w:lvl w:ilvl="2" w:tplc="2CF8A596" w:tentative="1">
+    <w:lvl w:ilvl="2" w:tplc="E3B06746" w:tentative="1">
       <w:start w:val="1"/>
       <w:numFmt w:val="bullet"/>
       <w:lvlText w:val="■"/>
@@ -12586,7 +12825,7 @@
         <w:ind w:left="2160" w:hanging="360"/>
       </w:pPr>
     </w:lvl>
-    <w:lvl w:ilvl="3" w:tplc="0DF83034" w:tentative="1">
+    <w:lvl w:ilvl="3" w:tplc="4074F368" w:tentative="1">
       <w:start w:val="1"/>
       <w:numFmt w:val="bullet"/>
       <w:lvlText w:val="●"/>
@@ -12595,7 +12834,7 @@
         <w:ind w:left="2880" w:hanging="360"/>
       </w:pPr>
     </w:lvl>
-    <w:lvl w:ilvl="4" w:tplc="8AF09056" w:tentative="1">
+    <w:lvl w:ilvl="4" w:tplc="5E1235D2" w:tentative="1">
       <w:start w:val="1"/>
       <w:numFmt w:val="bullet"/>
       <w:lvlText w:val="○"/>
@@ -12604,7 +12843,7 @@
         <w:ind w:left="3600" w:hanging="360"/>
       </w:pPr>
     </w:lvl>
-    <w:lvl w:ilvl="5" w:tplc="BF304AA0" w:tentative="1">
+    <w:lvl w:ilvl="5" w:tplc="2924C8D6" w:tentative="1">
       <w:start w:val="1"/>
       <w:numFmt w:val="bullet"/>
       <w:lvlText w:val="■"/>
@@ -12613,7 +12852,7 @@
         <w:ind w:left="4320" w:hanging="360"/>
       </w:pPr>
     </w:lvl>
-    <w:lvl w:ilvl="6" w:tplc="71BA7A9C" w:tentative="1">
+    <w:lvl w:ilvl="6" w:tplc="66727B24" w:tentative="1">
       <w:start w:val="1"/>
       <w:numFmt w:val="bullet"/>
       <w:lvlText w:val="●"/>
@@ -12622,7 +12861,7 @@
         <w:ind w:left="5040" w:hanging="360"/>
       </w:pPr>
     </w:lvl>
-    <w:lvl w:ilvl="7" w:tplc="1456A692" w:tentative="1">
+    <w:lvl w:ilvl="7" w:tplc="B54E1BFA" w:tentative="1">
       <w:start w:val="1"/>
       <w:numFmt w:val="bullet"/>
       <w:lvlText w:val="●"/>
@@ -12631,7 +12870,7 @@
         <w:ind w:left="5760" w:hanging="360"/>
       </w:pPr>
     </w:lvl>
-    <w:lvl w:ilvl="8" w:tplc="B6E4C390" w:tentative="1">
+    <w:lvl w:ilvl="8" w:tplc="B6DE0170" w:tentative="1">
       <w:start w:val="1"/>
       <w:numFmt w:val="bullet"/>
       <w:lvlText w:val="●"/>
@@ -12641,76 +12880,14 @@
       </w:pPr>
     </w:lvl>
   </w:abstractNum>
-  <w:abstractNum w:abstractNumId="2" w15:restartNumberingAfterBreak="0">
-    <w:nsid w:val="1CDF3B1B"/>
-    <w:multiLevelType w:val="hybridMultilevel"/>
-    <w:tmpl w:val="55FE85F0"/>
-    <w:lvl w:ilvl="0" w:tplc="CAFE16D8" w:tentative="1">
-      <w:start w:val="1"/>
-      <w:numFmt w:val="decimal"/>
-      <w:lvlText w:val="%1."/>
-      <w:lvlJc w:val="left"/>
-      <w:pPr>
-        <w:ind w:left="540" w:hanging="300"/>
-      </w:pPr>
-    </w:lvl>
-    <w:lvl w:ilvl="1" w:tplc="D9F88FF0" w:tentative="1">
-      <w:start w:val="1"/>
-      <w:numFmt w:val="lowerLetter"/>
-      <w:lvlText w:val="%2."/>
-      <w:lvlJc w:val="left"/>
-      <w:pPr>
-        <w:ind w:left="940" w:hanging="300"/>
-      </w:pPr>
-    </w:lvl>
-    <w:lvl w:ilvl="2" w:tplc="72C8D7CC" w:tentative="1">
-      <w:start w:val="1"/>
-      <w:numFmt w:val="lowerRoman"/>
-      <w:lvlText w:val="%3."/>
-      <w:lvlJc w:val="left"/>
-      <w:pPr>
-        <w:ind w:left="1340" w:hanging="300"/>
-      </w:pPr>
-    </w:lvl>
-    <w:lvl w:ilvl="3" w:tplc="4F641ED2">
-      <w:numFmt w:val="decimal"/>
-      <w:lvlText w:val=""/>
-      <w:lvlJc w:val="left"/>
-    </w:lvl>
-    <w:lvl w:ilvl="4" w:tplc="A4E0C188">
-      <w:numFmt w:val="decimal"/>
-      <w:lvlText w:val=""/>
-      <w:lvlJc w:val="left"/>
-    </w:lvl>
-    <w:lvl w:ilvl="5" w:tplc="1B7496D2">
-      <w:numFmt w:val="decimal"/>
-      <w:lvlText w:val=""/>
-      <w:lvlJc w:val="left"/>
-    </w:lvl>
-    <w:lvl w:ilvl="6" w:tplc="642EABE6">
-      <w:numFmt w:val="decimal"/>
-      <w:lvlText w:val=""/>
-      <w:lvlJc w:val="left"/>
-    </w:lvl>
-    <w:lvl w:ilvl="7" w:tplc="2EF0FDB8">
-      <w:numFmt w:val="decimal"/>
-      <w:lvlText w:val=""/>
-      <w:lvlJc w:val="left"/>
-    </w:lvl>
-    <w:lvl w:ilvl="8" w:tplc="080894D4">
-      <w:numFmt w:val="decimal"/>
-      <w:lvlText w:val=""/>
-      <w:lvlJc w:val="left"/>
-    </w:lvl>
-  </w:abstractNum>
   <w:num w:numId="1">
-    <w:abstractNumId w:val="1"/>
+    <w:abstractNumId w:val="2"/>
     <w:lvlOverride w:ilvl="0">
       <w:startOverride w:val="1"/>
     </w:lvlOverride>
   </w:num>
   <w:num w:numId="2">
-    <w:abstractNumId w:val="0"/>
+    <w:abstractNumId w:val="1"/>
     <w:lvlOverride w:ilvl="0">
       <w:startOverride w:val="1"/>
     </w:lvlOverride>
@@ -13339,7 +13516,7 @@
     <w:autoRedefine/>
     <w:uiPriority w:val="39"/>
     <w:unhideWhenUsed/>
-    <w:rsid w:val="00C11920"/>
+    <w:rsid w:val="00EE3FFC"/>
     <w:pPr>
       <w:spacing w:after="100"/>
     </w:pPr>
@@ -13351,7 +13528,7 @@
     <w:autoRedefine/>
     <w:uiPriority w:val="39"/>
     <w:unhideWhenUsed/>
-    <w:rsid w:val="00C11920"/>
+    <w:rsid w:val="00EE3FFC"/>
     <w:pPr>
       <w:spacing w:after="100"/>
       <w:ind w:left="210"/>
